--- a/Projects/Chapter2/in-depth-sampling-plan.docx
+++ b/Projects/Chapter2/in-depth-sampling-plan.docx
@@ -48,7 +48,11 @@
         <w:t>Equipment Prep</w:t>
       </w:r>
     </w:p>
-    <w:p/>
+    <w:p>
+      <w:r>
+        <w:t>TBC</w:t>
+      </w:r>
+    </w:p>
     <w:p>
       <w:pPr>
         <w:pStyle w:val="Heading1"/>
@@ -735,7 +739,7 @@
         <w:fldChar w:fldCharType="begin" w:fldLock="1"/>
       </w:r>
       <w:r>
-        <w:instrText>ADDIN CSL_CITATION {"citationItems":[{"id":"ITEM-1","itemData":{"DOI":"10.5194/bg-16-3283-2019","ISSN":"17264189","abstract":"Glaciers and ice sheets host abundant and dynamic communities of microorganisms on the ice surface (supraglacial environments). Recently, it has been shown that Streptophyte glacier algae blooming on the surface ice of the south-western coast of the Greenland Ice Sheet are a significant contributor to the 15-year marked decrease in albedo. Currently, little is known about the constraints, such as nutrient availability, on this large-scale algal bloom. In this study, we investigate the relative abundances of dissolved inorganic and dissolved organic macronutrients (N and P) in these darkening surface ice environments. Three distinct ice surfaces, with low, medium and high visible impurity loadings, supraglacial stream water and cryoconite hole water, were sampled. Our results show a clear dominance of the organic phase in all ice surface samples containing low, medium and high visible impurity loadings, with 93% of the total dissolved nitrogen and 67% of the total dissolved phosphorus in the organic phase. Mean concentrations in low, medium and high visible impurity surface ice environments are 0.91, 0.62 and 1.0μM for dissolved inorganic nitrogen (DIN), 5.1, 11 and 14μM for dissolved organic nitrogen (DON), 0.03, 0.07 and 0.05μM for dissolved inorganic phosphorus (DIP) and 0.10, 0.15 and 0.12μM for dissolved organic phosphorus (DOP), respectively. DON concentrations in all three surface ice samples are significantly higher than DON concentrations in supraglacial streams and cryoconite hole water (0 and 0.7 μM, respectively). DOP concentrations are higher in all three surface ice samples compared to supraglacial streams and cryoconite hole water (0.07μM for both). Dissolved organic carbon (DOC) concentrations increase with the amount of visible impurities present (low: 83 μM, medium: 173μM and high: 242 μM) and are elevated compared to supraglacial streams and cryoconite hole water (30 and 50 μM, respectively). We speculate that the architecture of the weathering crust, which impacts on water flow paths and storage in the melting surface ice and/or the production of extracellular polymeric substances (EPS), containing both N and P in conjunction with C, is responsible for the temporary retention of DON and DOP in the melting surface ice. The unusual presence of measurable DIP and DIN, principally as NHC 4 , in the melting surface ice environments suggests that factors other than macronutrient limitation are controlling the extent and magnitude of the gla…","author":[{"dropping-particle":"","family":"Holland","given":"Alexandra T.","non-dropping-particle":"","parse-names":false,"suffix":""},{"dropping-particle":"","family":"Williamson","given":"Christopher J.","non-dropping-particle":"","parse-names":false,"suffix":""},{"dropping-particle":"","family":"Sgouridis","given":"Fotis","non-dropping-particle":"","parse-names":false,"suffix":""},{"dropping-particle":"","family":"Tedstone","given":"Andrew J.","non-dropping-particle":"","parse-names":false,"suffix":""},{"dropping-particle":"","family":"McCutcheon","given":"Jenine","non-dropping-particle":"","parse-names":false,"suffix":""},{"dropping-particle":"","family":"Cook","given":"Joseph M.","non-dropping-particle":"","parse-names":false,"suffix":""},{"dropping-particle":"","family":"Poniecka","given":"Ewa","non-dropping-particle":"","parse-names":false,"suffix":""},{"dropping-particle":"","family":"Yallop","given":"Marian L.","non-dropping-particle":"","parse-names":false,"suffix":""},{"dropping-particle":"","family":"Tranter","given":"Martyn","non-dropping-particle":"","parse-names":false,"suffix":""},{"dropping-particle":"","family":"Anesio","given":"Alexandre M.","non-dropping-particle":"","parse-names":false,"suffix":""}],"container-title":"Biogeosciences","id":"ITEM-1","issue":"16","issued":{"date-parts":[["2019"]]},"page":"3283-3296","title":"Dissolved organic nutrients dominate melting surface ice of the Dark Zone (Greenland Ice Sheet)","type":"article-journal","volume":"16"},"uris":["http://www.mendeley.com/documents/?uuid=89f48ff2-e944-4141-b569-bfde842c5ee9"]}],"mendeley":{"formattedCitation":"(Holland et al., 2019)","plainTextFormattedCitation":"(Holland et al., 2019)"},"properties":{"noteIndex":0},"schema":"https://github.com/citation-style-language/schema/raw/master/csl-citation.json"}</w:instrText>
+        <w:instrText>ADDIN CSL_CITATION {"citationItems":[{"id":"ITEM-1","itemData":{"DOI":"10.5194/bg-16-3283-2019","ISSN":"17264189","abstract":"Glaciers and ice sheets host abundant and dynamic communities of microorganisms on the ice surface (supraglacial environments). Recently, it has been shown that Streptophyte glacier algae blooming on the surface ice of the south-western coast of the Greenland Ice Sheet are a significant contributor to the 15-year marked decrease in albedo. Currently, little is known about the constraints, such as nutrient availability, on this large-scale algal bloom. In this study, we investigate the relative abundances of dissolved inorganic and dissolved organic macronutrients (N and P) in these darkening surface ice environments. Three distinct ice surfaces, with low, medium and high visible impurity loadings, supraglacial stream water and cryoconite hole water, were sampled. Our results show a clear dominance of the organic phase in all ice surface samples containing low, medium and high visible impurity loadings, with 93% of the total dissolved nitrogen and 67% of the total dissolved phosphorus in the organic phase. Mean concentrations in low, medium and high visible impurity surface ice environments are 0.91, 0.62 and 1.0μM for dissolved inorganic nitrogen (DIN), 5.1, 11 and 14μM for dissolved organic nitrogen (DON), 0.03, 0.07 and 0.05μM for dissolved inorganic phosphorus (DIP) and 0.10, 0.15 and 0.12μM for dissolved organic phosphorus (DOP), respectively. DON concentrations in all three surface ice samples are significantly higher than DON concentrations in supraglacial streams and cryoconite hole water (0 and 0.7 μM, respectively). DOP concentrations are higher in all three surface ice samples compared to supraglacial streams and cryoconite hole water (0.07μM for both). Dissolved organic carbon (DOC) concentrations increase with the amount of visible impurities present (low: 83 μM, medium: 173μM and high: 242 μM) and are elevated compared to supraglacial streams and cryoconite hole water (30 and 50 μM, respectively). We speculate that the architecture of the weathering crust, which impacts on water flow paths and storage in the melting surface ice and/or the production of extracellular polymeric substances (EPS), containing both N and P in conjunction with C, is responsible for the temporary retention of DON and DOP in the melting surface ice. The unusual presence of measurable DIP and DIN, principally as NHC 4 , in the melting surface ice environments suggests that factors other than macronutrient limitation are controlling the extent and magnitude of the gla…","author":[{"dropping-particle":"","family":"Holland","given":"Alexandra T.","non-dropping-particle":"","parse-names":false,"suffix":""},{"dropping-particle":"","family":"Williamson","given":"Christopher J.","non-dropping-particle":"","parse-names":false,"suffix":""},{"dropping-particle":"","family":"Sgouridis","given":"Fotis","non-dropping-particle":"","parse-names":false,"suffix":""},{"dropping-particle":"","family":"Tedstone","given":"Andrew J.","non-dropping-particle":"","parse-names":false,"suffix":""},{"dropping-particle":"","family":"McCutcheon","given":"Jenine","non-dropping-particle":"","parse-names":false,"suffix":""},{"dropping-particle":"","family":"Cook","given":"Joseph M.","non-dropping-particle":"","parse-names":false,"suffix":""},{"dropping-particle":"","family":"Poniecka","given":"Ewa","non-dropping-particle":"","parse-names":false,"suffix":""},{"dropping-particle":"","family":"Yallop","given":"Marian L.","non-dropping-particle":"","parse-names":false,"suffix":""},{"dropping-particle":"","family":"Tranter","given":"Martyn","non-dropping-particle":"","parse-names":false,"suffix":""},{"dropping-particle":"","family":"Anesio","given":"Alexandre M.","non-dropping-particle":"","parse-names":false,"suffix":""}],"container-title":"Biogeosciences","id":"ITEM-1","issue":"16","issued":{"date-parts":[["2019"]]},"page":"3283-3296","title":"Dissolved organic nutrients dominate melting surface ice of the Dark Zone (Greenland Ice Sheet)","type":"article-journal","volume":"16"},"uris":["http://www.mendeley.com/documents/?uuid=89f48ff2-e944-4141-b569-bfde842c5ee9"]}],"mendeley":{"formattedCitation":"(Holland et al., 2019)","plainTextFormattedCitation":"(Holland et al., 2019)","previouslyFormattedCitation":"(Holland et al., 2019)"},"properties":{"noteIndex":0},"schema":"https://github.com/citation-style-language/schema/raw/master/csl-citation.json"}</w:instrText>
       </w:r>
       <w:r>
         <w:fldChar w:fldCharType="separate"/>
@@ -869,13 +873,8 @@
         </w:numPr>
       </w:pPr>
       <w:r>
-        <w:t xml:space="preserve">Flush syringe and plastic tubing with sample </w:t>
-      </w:r>
-      <w:proofErr w:type="spellStart"/>
-      <w:r>
-        <w:t>meltwater.</w:t>
-      </w:r>
-      <w:proofErr w:type="spellEnd"/>
+        <w:t>Flush syringe and plastic tubing with sample meltwater.</w:t>
+      </w:r>
     </w:p>
     <w:p>
       <w:pPr>
@@ -993,6 +992,9 @@
         <w:fldChar w:fldCharType="separate"/>
       </w:r>
       <w:r>
+        <w:rPr>
+          <w:noProof/>
+        </w:rPr>
         <w:t>(Holland et al., 2019)</w:t>
       </w:r>
       <w:r>
@@ -1259,7 +1261,6 @@
           <w:ilvl w:val="1"/>
           <w:numId w:val="22"/>
         </w:numPr>
-        <w:cnfStyle w:val="000000100000" w:firstRow="0" w:lastRow="0" w:firstColumn="0" w:lastColumn="0" w:oddVBand="0" w:evenVBand="0" w:oddHBand="1" w:evenHBand="0" w:firstRowFirstColumn="0" w:firstRowLastColumn="0" w:lastRowFirstColumn="0" w:lastRowLastColumn="0"/>
       </w:pPr>
       <w:r>
         <w:t xml:space="preserve">Automated colorimetric flow injection analysis (Seal AQ2) </w:t>
@@ -1478,13 +1479,7 @@
         <w:rPr>
           <w:rStyle w:val="hgkelc"/>
         </w:rPr>
-        <w:t>Inductively coupled plasma mass spectrometry</w:t>
-      </w:r>
-      <w:r>
-        <w:rPr>
-          <w:rStyle w:val="hgkelc"/>
-        </w:rPr>
-        <w:t xml:space="preserve"> (</w:t>
+        <w:t>Inductively coupled plasma mass spectrometry (</w:t>
       </w:r>
       <w:r>
         <w:t>ICP-MS</w:t>
@@ -1846,6 +1841,9 @@
       <w:r>
         <w:t>sequencing</w:t>
       </w:r>
+      <w:r>
+        <w:t xml:space="preserve"> </w:t>
+      </w:r>
     </w:p>
     <w:p>
       <w:pPr>
@@ -1856,7 +1854,96 @@
         </w:numPr>
       </w:pPr>
       <w:r>
+        <w:t xml:space="preserve">Below method taken from </w:t>
+      </w:r>
+      <w:r>
+        <w:fldChar w:fldCharType="begin" w:fldLock="1"/>
+      </w:r>
+      <w:r>
+        <w:instrText>ADDIN CSL_CITATION {"citationItems":[{"id":"ITEM-1","itemData":{"DOI":"10.3389/fmicb.2016.00606","ISSN":"1664302X","abstract":"Relative abundance profiles of bacterial populations measured by sequencing DNA or RNA of marker genes can widely differ. These differences, made apparent when calculating ribosomal RNA:DNA ratios, have been interpreted as variable activities of bacterial populations. However, inconsistent correlations between ribosomal RNA:DNA ratios and metabolic activity or growth rates have led to a more conservative interpretation of this metric as the cellular protein synthesis potential (PSP). Little is known, particularly in freshwater systems, about how PSP varies for specific taxa across temporal and spatial environmental gradients and how conserved PSP is across bacterial phylogeny. Here, we generated 16S rRNA gene sequencing data using simultaneously extracted DNA and RNA from fractionated (free-living and particulate) water samples taken seasonally along a eutrophic freshwater estuary to oligotrophic pelagic transect in Lake Michigan. In contrast to previous reports, we observed frequent clustering of DNA and RNA data from the same sample. Analysis of the overlap in taxa detected at the RNA and DNA level indicated that microbial dormancy may be more common in the estuary, the particulate fraction, and during the stratified period. Across spatiotemporal gradients, PSP was often conserved at the phylum and class levels. PSPs for specific taxa were more similar across habitats in spring than in summer and fall. This was most notable for PSPs of the same taxa when located in the free-living or particulate fractions, but also when contrasting surface to deep, and estuary to Lake Michigan communities. Our results show that community composition assessed by RNA and DNA measurements are more similar than previously assumed in freshwater systems. However, the similarity between RNA and DNA measurements and taxa-specific PSPs that drive community-level similarities are conditional on spatiotemporal factors.","author":[{"dropping-particle":"","family":"Denef","given":"Vincent J.","non-dropping-particle":"","parse-names":false,"suffix":""},{"dropping-particle":"","family":"Fujimoto","given":"Masanori","non-dropping-particle":"","parse-names":false,"suffix":""},{"dropping-particle":"","family":"Berry","given":"Michelle A.","non-dropping-particle":"","parse-names":false,"suffix":""},{"dropping-particle":"","family":"Schmidt","given":"Marian L.","non-dropping-particle":"","parse-names":false,"suffix":""}],"container-title":"Frontiers in Microbiology","id":"ITEM-1","issue":"APR","issued":{"date-parts":[["2016"]]},"page":"1-13","title":"Seasonal succession leads to habitat-dependent differentiation in ribosomal RNA:DNA ratios among freshwater lake bacteria","type":"article-journal","volume":"7"},"uris":["http://www.mendeley.com/documents/?uuid=c287a595-67e4-4e17-bbb9-fa165cdf497c"]}],"mendeley":{"formattedCitation":"(Denef et al., 2016)","manualFormatting":"Denef et al., 2016","plainTextFormattedCitation":"(Denef et al., 2016)","previouslyFormattedCitation":"(Denef et al., 2016)"},"properties":{"noteIndex":0},"schema":"https://github.com/citation-style-language/schema/raw/master/csl-citation.json"}</w:instrText>
+      </w:r>
+      <w:r>
+        <w:fldChar w:fldCharType="separate"/>
+      </w:r>
+      <w:r>
+        <w:rPr>
+          <w:noProof/>
+        </w:rPr>
+        <w:t>Denef et al., 2016</w:t>
+      </w:r>
+      <w:r>
+        <w:fldChar w:fldCharType="end"/>
+      </w:r>
+      <w:r>
+        <w:t>.</w:t>
+      </w:r>
+    </w:p>
+    <w:p>
+      <w:pPr>
+        <w:pStyle w:val="ListParagraph"/>
+        <w:numPr>
+          <w:ilvl w:val="0"/>
+          <w:numId w:val="25"/>
+        </w:numPr>
+      </w:pPr>
+      <w:r>
         <w:t>Carry out duplicate nucleic acid extractions from each filter membrane for each field sample (48 extractions total)</w:t>
+      </w:r>
+      <w:r>
+        <w:t xml:space="preserve"> </w:t>
+      </w:r>
+      <w:r>
+        <w:fldChar w:fldCharType="begin" w:fldLock="1"/>
+      </w:r>
+      <w:r>
+        <w:instrText>ADDIN CSL_CITATION {"citationItems":[{"id":"ITEM-1","itemData":{"DOI":"10.3389/fmicb.2016.00606","ISSN":"1664302X","abstract":"Relative abundance profiles of bacterial populations measured by sequencing DNA or RNA of marker genes can widely differ. These differences, made apparent when calculating ribosomal RNA:DNA ratios, have been interpreted as variable activities of bacterial populations. However, inconsistent correlations between ribosomal RNA:DNA ratios and metabolic activity or growth rates have led to a more conservative interpretation of this metric as the cellular protein synthesis potential (PSP). Little is known, particularly in freshwater systems, about how PSP varies for specific taxa across temporal and spatial environmental gradients and how conserved PSP is across bacterial phylogeny. Here, we generated 16S rRNA gene sequencing data using simultaneously extracted DNA and RNA from fractionated (free-living and particulate) water samples taken seasonally along a eutrophic freshwater estuary to oligotrophic pelagic transect in Lake Michigan. In contrast to previous reports, we observed frequent clustering of DNA and RNA data from the same sample. Analysis of the overlap in taxa detected at the RNA and DNA level indicated that microbial dormancy may be more common in the estuary, the particulate fraction, and during the stratified period. Across spatiotemporal gradients, PSP was often conserved at the phylum and class levels. PSPs for specific taxa were more similar across habitats in spring than in summer and fall. This was most notable for PSPs of the same taxa when located in the free-living or particulate fractions, but also when contrasting surface to deep, and estuary to Lake Michigan communities. Our results show that community composition assessed by RNA and DNA measurements are more similar than previously assumed in freshwater systems. However, the similarity between RNA and DNA measurements and taxa-specific PSPs that drive community-level similarities are conditional on spatiotemporal factors.","author":[{"dropping-particle":"","family":"Denef","given":"Vincent J.","non-dropping-particle":"","parse-names":false,"suffix":""},{"dropping-particle":"","family":"Fujimoto","given":"Masanori","non-dropping-particle":"","parse-names":false,"suffix":""},{"dropping-particle":"","family":"Berry","given":"Michelle A.","non-dropping-particle":"","parse-names":false,"suffix":""},{"dropping-particle":"","family":"Schmidt","given":"Marian L.","non-dropping-particle":"","parse-names":false,"suffix":""}],"container-title":"Frontiers in Microbiology","id":"ITEM-1","issue":"APR","issued":{"date-parts":[["2016"]]},"page":"1-13","title":"Seasonal succession leads to habitat-dependent differentiation in ribosomal RNA:DNA ratios among freshwater lake bacteria","type":"article-journal","volume":"7"},"uris":["http://www.mendeley.com/documents/?uuid=c287a595-67e4-4e17-bbb9-fa165cdf497c"]}],"mendeley":{"formattedCitation":"(Denef et al., 2016)","plainTextFormattedCitation":"(Denef et al., 2016)","previouslyFormattedCitation":"(Denef et al., 2016)"},"properties":{"noteIndex":0},"schema":"https://github.com/citation-style-language/schema/raw/master/csl-citation.json"}</w:instrText>
+      </w:r>
+      <w:r>
+        <w:fldChar w:fldCharType="separate"/>
+      </w:r>
+      <w:r>
+        <w:rPr>
+          <w:noProof/>
+        </w:rPr>
+        <w:t>(Denef et al., 2016)</w:t>
+      </w:r>
+      <w:r>
+        <w:fldChar w:fldCharType="end"/>
+      </w:r>
+      <w:r>
+        <w:t xml:space="preserve">. Extract RNA-free DNA and DNA-free RNA using a universal DNA/RNA kit (e.g. </w:t>
+      </w:r>
+      <w:proofErr w:type="spellStart"/>
+      <w:r>
+        <w:t>AllPrep</w:t>
+      </w:r>
+      <w:proofErr w:type="spellEnd"/>
+      <w:r>
+        <w:t xml:space="preserve"> DNA/RNA/miRNA Universal kit).</w:t>
+      </w:r>
+    </w:p>
+    <w:p>
+      <w:pPr>
+        <w:pStyle w:val="ListParagraph"/>
+        <w:numPr>
+          <w:ilvl w:val="0"/>
+          <w:numId w:val="25"/>
+        </w:numPr>
+      </w:pPr>
+      <w:r>
+        <w:t>Convert RNA to cDNA using a cDNA Synthesis Kit.</w:t>
+      </w:r>
+    </w:p>
+    <w:p>
+      <w:pPr>
+        <w:pStyle w:val="ListParagraph"/>
+        <w:numPr>
+          <w:ilvl w:val="0"/>
+          <w:numId w:val="25"/>
+        </w:numPr>
+      </w:pPr>
+      <w:r>
+        <w:t>Have each DNA and cDNA sample sequenced, targeting both 16S and 18S rRNA genes</w:t>
       </w:r>
     </w:p>
     <w:p>
@@ -1864,27 +1951,1224 @@
         <w:pStyle w:val="ListParagraph"/>
         <w:ind w:left="360"/>
       </w:pPr>
-      <w:bookmarkStart w:id="0" w:name="_GoBack"/>
-      <w:bookmarkEnd w:id="0"/>
     </w:p>
     <w:p>
       <w:pPr>
         <w:pStyle w:val="Heading2"/>
       </w:pPr>
       <w:r>
+        <w:t>BONCAT</w:t>
+      </w:r>
+    </w:p>
+    <w:p>
+      <w:pPr>
+        <w:pStyle w:val="ListParagraph"/>
+        <w:numPr>
+          <w:ilvl w:val="0"/>
+          <w:numId w:val="29"/>
+        </w:numPr>
+      </w:pPr>
+      <w:r>
+        <w:t xml:space="preserve">Below method taken from </w:t>
+      </w:r>
+      <w:r>
+        <w:fldChar w:fldCharType="begin" w:fldLock="1"/>
+      </w:r>
+      <w:r>
+        <w:instrText>ADDIN CSL_CITATION {"citationItems":[{"id":"ITEM-1","itemData":{"DOI":"10.3389/fmicb.2020.01929","ISSN":"1664302X","abstract":"In this study, we have combined bioorthogonal non-canonical amino acid tagging (BONCAT) and flow cytometry (FCM) analysis, and we demonstrate the applicability of the method for marine prokaryotes. Enumeration of active marine bacteria was performed by combining the DNA stain SYBR Green with detection of protein production with BONCAT. After optimization of incubation condition and substrate concentration on monoculture of Escherichia coli, we applied and modified the method to natural marine samples. We found that between 10 and 30% of prokaryotes in natural communities were active. The method is replicable, fast, and allow high sample throughput when using FCM. We conclude that the combination of BONCAT and FCM is an alternative to current methods for quantifying active populations in aquatic environments.","author":[{"dropping-particle":"","family":"Lindivat","given":"Mathilde","non-dropping-particle":"","parse-names":false,"suffix":""},{"dropping-particle":"","family":"Larsen","given":"Aud","non-dropping-particle":"","parse-names":false,"suffix":""},{"dropping-particle":"","family":"Hess-Erga","given":"Ole Kristian","non-dropping-particle":"","parse-names":false,"suffix":""},{"dropping-particle":"","family":"Bratbak","given":"Gunnar","non-dropping-particle":"","parse-names":false,"suffix":""},{"dropping-particle":"","family":"Hoell","given":"Ingunn Alne","non-dropping-particle":"","parse-names":false,"suffix":""}],"container-title":"Frontiers in Microbiology","id":"ITEM-1","issue":"August","issued":{"date-parts":[["2020"]]},"title":"Bioorthogonal Non-canonical Amino Acid Tagging Combined With Flow Cytometry for Determination of Activity in Aquatic Microorganisms","type":"article-journal","volume":"11"},"uris":["http://www.mendeley.com/documents/?uuid=a0f5d299-dc93-469a-9b63-353a9cfd2830"]}],"mendeley":{"formattedCitation":"(Lindivat et al., 2020)","manualFormatting":"Lindivat et al., 2020","plainTextFormattedCitation":"(Lindivat et al., 2020)","previouslyFormattedCitation":"(Lindivat et al., 2020)"},"properties":{"noteIndex":0},"schema":"https://github.com/citation-style-language/schema/raw/master/csl-citation.json"}</w:instrText>
+      </w:r>
+      <w:r>
+        <w:fldChar w:fldCharType="separate"/>
+      </w:r>
+      <w:r>
+        <w:rPr>
+          <w:noProof/>
+        </w:rPr>
+        <w:t>Lindivat et al., 2020</w:t>
+      </w:r>
+      <w:r>
+        <w:fldChar w:fldCharType="end"/>
+      </w:r>
+      <w:r>
+        <w:t>.</w:t>
+      </w:r>
+    </w:p>
+    <w:p>
+      <w:pPr>
+        <w:pStyle w:val="ListParagraph"/>
+        <w:numPr>
+          <w:ilvl w:val="0"/>
+          <w:numId w:val="29"/>
+        </w:numPr>
+      </w:pPr>
+      <w:r>
+        <w:t xml:space="preserve">Centrifuge samples for 5 minutes at 16,000 x </w:t>
+      </w:r>
+      <w:r>
+        <w:rPr>
+          <w:i/>
+        </w:rPr>
+        <w:t>g</w:t>
+      </w:r>
+      <w:r>
+        <w:t xml:space="preserve"> </w:t>
+      </w:r>
+    </w:p>
+    <w:p>
+      <w:pPr>
+        <w:pStyle w:val="ListParagraph"/>
+        <w:numPr>
+          <w:ilvl w:val="0"/>
+          <w:numId w:val="29"/>
+        </w:numPr>
+      </w:pPr>
+      <w:r>
+        <w:t xml:space="preserve">Resuspend cells in 1 ml of 0.2 </w:t>
+      </w:r>
+      <w:r>
+        <w:sym w:font="Symbol" w:char="F06D"/>
+      </w:r>
+      <w:r>
+        <w:t>m filtered phosphate buffered saline (PBS)</w:t>
+      </w:r>
+      <w:r>
+        <w:t>, pelleted by centrifugation, resuspended and treated using 1 ml 50% ethanol</w:t>
+      </w:r>
+    </w:p>
+    <w:p>
+      <w:pPr>
+        <w:pStyle w:val="ListParagraph"/>
+        <w:numPr>
+          <w:ilvl w:val="0"/>
+          <w:numId w:val="29"/>
+        </w:numPr>
+      </w:pPr>
+      <w:r>
+        <w:t>Incubate for 3 minutes at room temperature.</w:t>
+      </w:r>
+    </w:p>
+    <w:p>
+      <w:pPr>
+        <w:pStyle w:val="ListParagraph"/>
+        <w:numPr>
+          <w:ilvl w:val="0"/>
+          <w:numId w:val="29"/>
+        </w:numPr>
+      </w:pPr>
+      <w:r>
+        <w:t xml:space="preserve">Centrifuge for 5 minutes at 16,000 x </w:t>
+      </w:r>
+      <w:r>
+        <w:rPr>
+          <w:i/>
+        </w:rPr>
+        <w:t>g</w:t>
+      </w:r>
+      <w:r>
+        <w:t xml:space="preserve"> and remove ethanol.</w:t>
+      </w:r>
+    </w:p>
+    <w:p>
+      <w:pPr>
+        <w:pStyle w:val="ListParagraph"/>
+        <w:numPr>
+          <w:ilvl w:val="0"/>
+          <w:numId w:val="29"/>
+        </w:numPr>
+      </w:pPr>
+      <w:r>
+        <w:t>Wash and suspend cells in 1 ml 1x PBS.</w:t>
+      </w:r>
+    </w:p>
+    <w:p>
+      <w:pPr>
+        <w:pStyle w:val="ListParagraph"/>
+        <w:numPr>
+          <w:ilvl w:val="0"/>
+          <w:numId w:val="29"/>
+        </w:numPr>
+      </w:pPr>
+      <w:r>
+        <w:t xml:space="preserve">Prepare: copper </w:t>
+      </w:r>
+      <w:proofErr w:type="spellStart"/>
+      <w:r>
+        <w:t>sulfate</w:t>
+      </w:r>
+      <w:proofErr w:type="spellEnd"/>
+      <w:r>
+        <w:t xml:space="preserve"> diluted with </w:t>
+      </w:r>
+      <w:proofErr w:type="spellStart"/>
+      <w:r>
+        <w:t>MilliQ</w:t>
+      </w:r>
+      <w:proofErr w:type="spellEnd"/>
+      <w:r>
+        <w:t xml:space="preserve"> water to 20 </w:t>
+      </w:r>
+      <w:proofErr w:type="spellStart"/>
+      <w:r>
+        <w:t>mM</w:t>
+      </w:r>
+      <w:proofErr w:type="spellEnd"/>
+      <w:r>
+        <w:t xml:space="preserve"> and store at 4C.</w:t>
+      </w:r>
+    </w:p>
+    <w:p>
+      <w:pPr>
+        <w:pStyle w:val="ListParagraph"/>
+        <w:numPr>
+          <w:ilvl w:val="0"/>
+          <w:numId w:val="29"/>
+        </w:numPr>
+      </w:pPr>
+      <w:r>
+        <w:t xml:space="preserve">Prepare: 50 </w:t>
+      </w:r>
+      <w:proofErr w:type="spellStart"/>
+      <w:r>
+        <w:t>mM</w:t>
+      </w:r>
+      <w:proofErr w:type="spellEnd"/>
+      <w:r>
+        <w:t xml:space="preserve"> Tris </w:t>
+      </w:r>
+      <w:r>
+        <w:t>﻿[(1-hydroxypropyl-1H-1,2,3-triazol-4-</w:t>
+      </w:r>
+      <w:proofErr w:type="gramStart"/>
+      <w:r>
+        <w:t>yl)methyl</w:t>
+      </w:r>
+      <w:proofErr w:type="gramEnd"/>
+      <w:r>
+        <w:t>]</w:t>
+      </w:r>
+      <w:r>
+        <w:t xml:space="preserve"> amine with </w:t>
+      </w:r>
+      <w:proofErr w:type="spellStart"/>
+      <w:r>
+        <w:t>MilliQ</w:t>
+      </w:r>
+      <w:proofErr w:type="spellEnd"/>
+      <w:r>
+        <w:t xml:space="preserve"> water and store in aliquots at -20C.</w:t>
+      </w:r>
+    </w:p>
+    <w:p>
+      <w:pPr>
+        <w:pStyle w:val="ListParagraph"/>
+        <w:numPr>
+          <w:ilvl w:val="0"/>
+          <w:numId w:val="29"/>
+        </w:numPr>
+      </w:pPr>
+      <w:r>
+        <w:t xml:space="preserve">Prepare: 100 </w:t>
+      </w:r>
+      <w:proofErr w:type="spellStart"/>
+      <w:r>
+        <w:t>mM</w:t>
+      </w:r>
+      <w:proofErr w:type="spellEnd"/>
+      <w:r>
+        <w:t xml:space="preserve"> sodium ascorbate in 1x PBS and 100 </w:t>
+      </w:r>
+      <w:proofErr w:type="spellStart"/>
+      <w:r>
+        <w:t>mM</w:t>
+      </w:r>
+      <w:proofErr w:type="spellEnd"/>
+      <w:r>
+        <w:t xml:space="preserve"> aminoguanidine hydrochloride in 1x PBS.</w:t>
+      </w:r>
+    </w:p>
+    <w:p>
+      <w:pPr>
+        <w:pStyle w:val="ListParagraph"/>
+        <w:numPr>
+          <w:ilvl w:val="0"/>
+          <w:numId w:val="29"/>
+        </w:numPr>
+      </w:pPr>
+      <w:r>
+        <w:t>Click chemistry reaction performed in the dark</w:t>
+      </w:r>
+    </w:p>
+    <w:p>
+      <w:pPr>
+        <w:pStyle w:val="ListParagraph"/>
+        <w:numPr>
+          <w:ilvl w:val="1"/>
+          <w:numId w:val="29"/>
+        </w:numPr>
+      </w:pPr>
+      <w:r>
+        <w:t xml:space="preserve">Incubate ﻿pre-mixed solution of ~100 </w:t>
+      </w:r>
+      <w:proofErr w:type="spellStart"/>
+      <w:r>
+        <w:t>μM</w:t>
+      </w:r>
+      <w:proofErr w:type="spellEnd"/>
+      <w:r>
+        <w:t xml:space="preserve"> CuSO4, 500 </w:t>
+      </w:r>
+      <w:proofErr w:type="spellStart"/>
+      <w:r>
+        <w:t>μM</w:t>
+      </w:r>
+      <w:proofErr w:type="spellEnd"/>
+      <w:r>
+        <w:t xml:space="preserve"> THPTA </w:t>
+      </w:r>
+      <w:r>
+        <w:t xml:space="preserve">﻿and 5 </w:t>
+      </w:r>
+      <w:proofErr w:type="spellStart"/>
+      <w:r>
+        <w:t>μM</w:t>
+      </w:r>
+      <w:proofErr w:type="spellEnd"/>
+      <w:r>
+        <w:t xml:space="preserve"> </w:t>
+      </w:r>
+      <w:proofErr w:type="spellStart"/>
+      <w:r>
+        <w:t>azide</w:t>
+      </w:r>
+      <w:proofErr w:type="spellEnd"/>
+      <w:r>
+        <w:t xml:space="preserve"> dye</w:t>
+      </w:r>
+      <w:r>
+        <w:t xml:space="preserve"> </w:t>
+      </w:r>
+      <w:r>
+        <w:t>for 3 minutes</w:t>
+      </w:r>
+    </w:p>
+    <w:p>
+      <w:pPr>
+        <w:pStyle w:val="ListParagraph"/>
+        <w:numPr>
+          <w:ilvl w:val="1"/>
+          <w:numId w:val="29"/>
+        </w:numPr>
+      </w:pPr>
+      <w:r>
+        <w:t xml:space="preserve">Add Sodium ascorbate and aminoguanidine to each sample, followed by 17.5 </w:t>
+      </w:r>
+      <w:r>
+        <w:sym w:font="Symbol" w:char="F06D"/>
+      </w:r>
+      <w:r>
+        <w:t>l of pre-mix in Eppendorf tubes in 1.15 mL volume.</w:t>
+      </w:r>
+    </w:p>
+    <w:p>
+      <w:pPr>
+        <w:pStyle w:val="ListParagraph"/>
+        <w:numPr>
+          <w:ilvl w:val="1"/>
+          <w:numId w:val="29"/>
+        </w:numPr>
+      </w:pPr>
+      <w:r>
+        <w:t>Mix sample by turning the tube then incubate in th1 dark for 30 minutes.</w:t>
+      </w:r>
+    </w:p>
+    <w:p>
+      <w:pPr>
+        <w:pStyle w:val="ListParagraph"/>
+        <w:numPr>
+          <w:ilvl w:val="1"/>
+          <w:numId w:val="29"/>
+        </w:numPr>
+      </w:pPr>
+      <w:r>
+        <w:lastRenderedPageBreak/>
+        <w:t>Centrifuge samples at 16,000 x g for 5 minutes.</w:t>
+      </w:r>
+    </w:p>
+    <w:p>
+      <w:pPr>
+        <w:pStyle w:val="ListParagraph"/>
+        <w:numPr>
+          <w:ilvl w:val="1"/>
+          <w:numId w:val="29"/>
+        </w:numPr>
+      </w:pPr>
+      <w:r>
+        <w:t>Wash samples two times with 1x PBS.</w:t>
+      </w:r>
+    </w:p>
+    <w:p>
+      <w:pPr>
+        <w:pStyle w:val="ListParagraph"/>
+        <w:numPr>
+          <w:ilvl w:val="1"/>
+          <w:numId w:val="29"/>
+        </w:numPr>
+      </w:pPr>
+      <w:r>
+        <w:t>Suspend in sterile 1x PBS or 1x TE buffer.</w:t>
+      </w:r>
+    </w:p>
+    <w:p>
+      <w:pPr>
+        <w:pStyle w:val="ListParagraph"/>
+        <w:numPr>
+          <w:ilvl w:val="0"/>
+          <w:numId w:val="29"/>
+        </w:numPr>
+      </w:pPr>
+      <w:r>
+        <w:t>Double Staining Procedure</w:t>
+      </w:r>
+    </w:p>
+    <w:p>
+      <w:pPr>
+        <w:pStyle w:val="ListParagraph"/>
+        <w:numPr>
+          <w:ilvl w:val="1"/>
+          <w:numId w:val="29"/>
+        </w:numPr>
+      </w:pPr>
+      <w:r>
+        <w:t xml:space="preserve">﻿Total bacterial numbers will be determined by flow cytometry after DNA staining using either LDS 751 or SYBR Green. </w:t>
+      </w:r>
+    </w:p>
+    <w:p>
+      <w:pPr>
+        <w:pStyle w:val="ListParagraph"/>
+        <w:numPr>
+          <w:ilvl w:val="1"/>
+          <w:numId w:val="29"/>
+        </w:numPr>
+      </w:pPr>
+      <w:r>
+        <w:t xml:space="preserve">Samples with </w:t>
+      </w:r>
+      <w:proofErr w:type="spellStart"/>
+      <w:r>
+        <w:t>azide</w:t>
+      </w:r>
+      <w:proofErr w:type="spellEnd"/>
+      <w:r>
+        <w:t xml:space="preserve"> AF488 </w:t>
+      </w:r>
+      <w:proofErr w:type="spellStart"/>
+      <w:r>
+        <w:t>labeled</w:t>
+      </w:r>
+      <w:proofErr w:type="spellEnd"/>
+      <w:r>
+        <w:t xml:space="preserve"> proteins will be stained with 10 </w:t>
+      </w:r>
+      <w:proofErr w:type="spellStart"/>
+      <w:r>
+        <w:t>μl</w:t>
+      </w:r>
+      <w:proofErr w:type="spellEnd"/>
+      <w:r>
+        <w:t xml:space="preserve"> of 20 </w:t>
+      </w:r>
+      <w:proofErr w:type="spellStart"/>
+      <w:r>
+        <w:t>μg</w:t>
+      </w:r>
+      <w:proofErr w:type="spellEnd"/>
+      <w:r>
+        <w:t>/ml LDS 751 stock solution, then incubated for 10–15 min in the dark at room temperature.</w:t>
+      </w:r>
+    </w:p>
+    <w:p>
+      <w:pPr>
+        <w:pStyle w:val="ListParagraph"/>
+        <w:numPr>
+          <w:ilvl w:val="1"/>
+          <w:numId w:val="29"/>
+        </w:numPr>
+      </w:pPr>
+      <w:r>
+        <w:t xml:space="preserve">Samples with AF405 </w:t>
+      </w:r>
+      <w:proofErr w:type="spellStart"/>
+      <w:r>
+        <w:t>azide</w:t>
+      </w:r>
+      <w:proofErr w:type="spellEnd"/>
+      <w:r>
+        <w:t xml:space="preserve"> and AF647 </w:t>
+      </w:r>
+      <w:proofErr w:type="spellStart"/>
+      <w:r>
+        <w:t>azide</w:t>
+      </w:r>
+      <w:proofErr w:type="spellEnd"/>
+      <w:r>
+        <w:t xml:space="preserve"> </w:t>
+      </w:r>
+      <w:proofErr w:type="spellStart"/>
+      <w:r>
+        <w:t>labeled</w:t>
+      </w:r>
+      <w:proofErr w:type="spellEnd"/>
+      <w:r>
+        <w:t xml:space="preserve"> proteins will be stained with 10 </w:t>
+      </w:r>
+      <w:proofErr w:type="spellStart"/>
+      <w:r>
+        <w:t>μl</w:t>
+      </w:r>
+      <w:proofErr w:type="spellEnd"/>
+      <w:r>
+        <w:t xml:space="preserve"> of 100x SYBR Green for 10–15 min in the dark at room temperature.</w:t>
+      </w:r>
+    </w:p>
+    <w:p>
+      <w:pPr>
+        <w:pStyle w:val="ListParagraph"/>
+        <w:numPr>
+          <w:ilvl w:val="0"/>
+          <w:numId w:val="29"/>
+        </w:numPr>
+      </w:pPr>
+      <w:r>
+        <w:t>Flow Cytometry Analysis</w:t>
+      </w:r>
+    </w:p>
+    <w:p>
+      <w:pPr>
+        <w:pStyle w:val="ListParagraph"/>
+        <w:numPr>
+          <w:ilvl w:val="1"/>
+          <w:numId w:val="29"/>
+        </w:numPr>
+      </w:pPr>
+      <w:r>
+        <w:t>Use cytometer with a Blue laser 488nm and Red laser 638 nm</w:t>
+      </w:r>
+      <w:r>
+        <w:t>.</w:t>
+      </w:r>
+    </w:p>
+    <w:p>
+      <w:pPr>
+        <w:pStyle w:val="ListParagraph"/>
+        <w:numPr>
+          <w:ilvl w:val="1"/>
+          <w:numId w:val="29"/>
+        </w:numPr>
+      </w:pPr>
+      <w:r>
+        <w:t xml:space="preserve">Use 2.4 </w:t>
+      </w:r>
+      <w:r>
+        <w:sym w:font="Symbol" w:char="F06D"/>
+      </w:r>
+      <w:r>
+        <w:t xml:space="preserve">m and 3.2 </w:t>
+      </w:r>
+      <w:r>
+        <w:sym w:font="Symbol" w:char="F06D"/>
+      </w:r>
+      <w:r>
+        <w:t>m tracking beads for instrument calibration.</w:t>
+      </w:r>
+    </w:p>
+    <w:p>
+      <w:pPr>
+        <w:pStyle w:val="ListParagraph"/>
+        <w:numPr>
+          <w:ilvl w:val="1"/>
+          <w:numId w:val="29"/>
+        </w:numPr>
+      </w:pPr>
+      <w:r>
+        <w:t xml:space="preserve">﻿Using the following detectors for fluorescence detection: BL1 (530/30) for SYBR Green and Alexa Fluor® 488 </w:t>
+      </w:r>
+      <w:proofErr w:type="spellStart"/>
+      <w:r>
+        <w:t>azide</w:t>
+      </w:r>
+      <w:proofErr w:type="spellEnd"/>
+      <w:r>
+        <w:t xml:space="preserve"> (AF488), VL1 (440/50) for Alexa Fluor® 405 </w:t>
+      </w:r>
+      <w:proofErr w:type="spellStart"/>
+      <w:r>
+        <w:t>azide</w:t>
+      </w:r>
+      <w:proofErr w:type="spellEnd"/>
+      <w:r>
+        <w:t xml:space="preserve"> (AF405), RL1 (670/14) for Alexa Fluor® 647 </w:t>
+      </w:r>
+      <w:proofErr w:type="spellStart"/>
+      <w:r>
+        <w:t>azide</w:t>
+      </w:r>
+      <w:proofErr w:type="spellEnd"/>
+      <w:r>
+        <w:t xml:space="preserve"> (AF647), and LDS 751. </w:t>
+      </w:r>
+    </w:p>
+    <w:p>
+      <w:pPr>
+        <w:pStyle w:val="ListParagraph"/>
+        <w:numPr>
+          <w:ilvl w:val="1"/>
+          <w:numId w:val="29"/>
+        </w:numPr>
+      </w:pPr>
+      <w:r>
+        <w:t>Set trigger at 2000 on Side Scatter SSC-H (for LDS 751) or on BL1 (for SYBR Green).</w:t>
+      </w:r>
+    </w:p>
+    <w:p>
+      <w:pPr>
+        <w:pStyle w:val="ListParagraph"/>
+        <w:numPr>
+          <w:ilvl w:val="1"/>
+          <w:numId w:val="29"/>
+        </w:numPr>
+      </w:pPr>
+      <w:r>
+        <w:t>Optimise voltages for each detector.</w:t>
+      </w:r>
+    </w:p>
+    <w:p>
+      <w:pPr>
+        <w:pStyle w:val="ListParagraph"/>
+        <w:numPr>
+          <w:ilvl w:val="1"/>
+          <w:numId w:val="29"/>
+        </w:numPr>
+      </w:pPr>
+      <w:r>
+        <w:t xml:space="preserve">Use size-standardized beads ranging from 0.5 to 2 </w:t>
+      </w:r>
+      <w:proofErr w:type="spellStart"/>
+      <w:r>
+        <w:t>μm</w:t>
+      </w:r>
+      <w:proofErr w:type="spellEnd"/>
+      <w:r>
+        <w:t xml:space="preserve"> to determine bacterial and virus like particles populations.</w:t>
+      </w:r>
+    </w:p>
+    <w:p>
+      <w:pPr>
+        <w:pStyle w:val="ListParagraph"/>
+        <w:numPr>
+          <w:ilvl w:val="1"/>
+          <w:numId w:val="29"/>
+        </w:numPr>
+      </w:pPr>
+      <w:r>
+        <w:t>Perform counts on three replicates of each sample.</w:t>
+      </w:r>
+    </w:p>
+    <w:p/>
+    <w:p>
+      <w:pPr>
+        <w:pStyle w:val="Heading2"/>
+      </w:pPr>
+      <w:r>
         <w:t>Metagenomics</w:t>
       </w:r>
+      <w:r>
+        <w:t xml:space="preserve"> and </w:t>
+      </w:r>
+      <w:proofErr w:type="spellStart"/>
+      <w:r>
+        <w:t>Metatranscriptomics</w:t>
+      </w:r>
+      <w:proofErr w:type="spellEnd"/>
+    </w:p>
+    <w:p>
+      <w:pPr>
+        <w:pStyle w:val="ListParagraph"/>
+        <w:numPr>
+          <w:ilvl w:val="0"/>
+          <w:numId w:val="28"/>
+        </w:numPr>
+      </w:pPr>
+      <w:r>
+        <w:t xml:space="preserve">Following analysis to be carried out </w:t>
+      </w:r>
+      <w:r>
+        <w:t xml:space="preserve">in lab of Catherine Larose. </w:t>
+      </w:r>
+      <w:r>
+        <w:t xml:space="preserve">Method taken from  </w:t>
+      </w:r>
+      <w:r>
+        <w:fldChar w:fldCharType="begin" w:fldLock="1"/>
+      </w:r>
+      <w:r>
+        <w:instrText>ADDIN CSL_CITATION {"citationItems":[{"id":"ITEM-1","itemData":{"DOI":"10.3389/fmicb.2014.00413","ISSN":"1664302X","abstract":"The Arctic seasonal snowpack can extend at times over a third of the Earth's land surface. This chemically dynamic environment interacts constantly with different environmental compartments such as atmosphere, soil and meltwater, and thus, strongly influences the entire biosphere. However, the microbial community associated with this habitat remains poorly understood. Our objective was to investigate the functional capacities, diversity and dynamics of the microorganisms in snow and to test the hypothesis that their functional signature reflects the snow environment. We applied a metagenomic approach to nine snow samples taken over 2 months during the spring season. Fungi, Bacteroidetes, and Proteobacteria were predominant in metagenomic datasets and changes in community structure were apparent throughout the field season. Functional data that strongly correlated with chemical parameters like mercury or nitrogen species supported that this variation could be explained by fluctuations in environmental conditions. Through inter-environmental comparisons we examined potential drivers of snowpack microbial community functioning. Known cold adaptations were detected in all compared environments without any apparent differences in their relative abundance, implying that adaptive mechanisms related to environmental factors other than temperature may play a role in defining the snow microbial community. Photochemical reactions and oxidative stress seem to be decisive parameters in structuring microbial communities inside Arctic snowpacks.","author":[{"dropping-particle":"","family":"Maccario","given":"Lorrie","non-dropping-particle":"","parse-names":false,"suffix":""},{"dropping-particle":"","family":"Vogel","given":"Timothy M.","non-dropping-particle":"","parse-names":false,"suffix":""},{"dropping-particle":"","family":"Larose","given":"Catherine","non-dropping-particle":"","parse-names":false,"suffix":""}],"container-title":"Frontiers in Microbiology","id":"ITEM-1","issue":"AUG","issued":{"date-parts":[["2014"]]},"page":"1-11","title":"Potential drivers of microbial community structure and function in Arctic spring snow","type":"article-journal","volume":"5"},"uris":["http://www.mendeley.com/documents/?uuid=9f29b0ea-efbf-4898-809f-e989b1bb1857"]}],"mendeley":{"formattedCitation":"(Maccario et al., 2014)","manualFormatting":"Maccario et al., 2014","plainTextFormattedCitation":"(Maccario et al., 2014)","previouslyFormattedCitation":"(Maccario et al., 2014)"},"properties":{"noteIndex":0},"schema":"https://github.com/citation-style-language/schema/raw/master/csl-citation.json"}</w:instrText>
+      </w:r>
+      <w:r>
+        <w:fldChar w:fldCharType="separate"/>
+      </w:r>
+      <w:r>
+        <w:rPr>
+          <w:noProof/>
+        </w:rPr>
+        <w:t>Maccario et al., 2014</w:t>
+      </w:r>
+      <w:r>
+        <w:fldChar w:fldCharType="end"/>
+      </w:r>
+      <w:r>
+        <w:t xml:space="preserve">. </w:t>
+      </w:r>
+    </w:p>
+    <w:p>
+      <w:pPr>
+        <w:pStyle w:val="ListParagraph"/>
+        <w:numPr>
+          <w:ilvl w:val="0"/>
+          <w:numId w:val="28"/>
+        </w:numPr>
+      </w:pPr>
+      <w:r>
+        <w:t>Isolate DNA and RNA from samples (6 snow and 6 ice) by chopping each filter and placing in bead-beating tube, adding 1mL of extraction buffer and 20 mg mL-1 lysing enzyme</w:t>
+      </w:r>
+      <w:r>
+        <w:t>.</w:t>
+      </w:r>
+    </w:p>
+    <w:p>
+      <w:pPr>
+        <w:pStyle w:val="ListParagraph"/>
+        <w:numPr>
+          <w:ilvl w:val="0"/>
+          <w:numId w:val="28"/>
+        </w:numPr>
+      </w:pPr>
+      <w:r>
+        <w:t>Leave tubes at room temperature for one hour then freeze overnight at 20C.</w:t>
+      </w:r>
+    </w:p>
+    <w:p>
+      <w:pPr>
+        <w:pStyle w:val="ListParagraph"/>
+        <w:numPr>
+          <w:ilvl w:val="0"/>
+          <w:numId w:val="28"/>
+        </w:numPr>
+      </w:pPr>
+      <w:r>
+        <w:t xml:space="preserve">Incubate frozen tubes at 65C for 30 minutes and place in bead-beater at speed 5.5 for 30 seconds. </w:t>
+      </w:r>
+    </w:p>
+    <w:p>
+      <w:pPr>
+        <w:pStyle w:val="ListParagraph"/>
+        <w:numPr>
+          <w:ilvl w:val="0"/>
+          <w:numId w:val="28"/>
+        </w:numPr>
+      </w:pPr>
+      <w:r>
+        <w:t xml:space="preserve">Extract DNA/RNA from water phase with equal volumes of </w:t>
+      </w:r>
+      <w:proofErr w:type="spellStart"/>
+      <w:proofErr w:type="gramStart"/>
+      <w:r>
+        <w:t>chloroform:isoamyl</w:t>
+      </w:r>
+      <w:proofErr w:type="spellEnd"/>
+      <w:proofErr w:type="gramEnd"/>
+      <w:r>
+        <w:t xml:space="preserve"> alcohol and precipitate with isopropanol.</w:t>
+      </w:r>
+    </w:p>
+    <w:p>
+      <w:pPr>
+        <w:pStyle w:val="ListParagraph"/>
+        <w:numPr>
+          <w:ilvl w:val="0"/>
+          <w:numId w:val="28"/>
+        </w:numPr>
+      </w:pPr>
+      <w:r>
+        <w:t>Have DNA/RNA sequenced.</w:t>
+      </w:r>
+    </w:p>
+    <w:p>
+      <w:pPr>
+        <w:pStyle w:val="Heading1"/>
+      </w:pPr>
+      <w:r>
+        <w:t>Questions</w:t>
+      </w:r>
     </w:p>
     <w:p/>
     <w:p>
       <w:pPr>
         <w:pStyle w:val="Heading2"/>
       </w:pPr>
+      <w:r>
+        <w:t>Field Sampling</w:t>
+      </w:r>
+    </w:p>
+    <w:p>
+      <w:pPr>
+        <w:pStyle w:val="ListParagraph"/>
+        <w:numPr>
+          <w:ilvl w:val="0"/>
+          <w:numId w:val="30"/>
+        </w:numPr>
+      </w:pPr>
+      <w:r>
+        <w:t>Where can I get a bodysuit and latex gloves?</w:t>
+      </w:r>
+    </w:p>
+    <w:p>
+      <w:pPr>
+        <w:pStyle w:val="ListParagraph"/>
+        <w:numPr>
+          <w:ilvl w:val="0"/>
+          <w:numId w:val="30"/>
+        </w:numPr>
+      </w:pPr>
+      <w:r>
+        <w:t>Is there a GPS receiver I can use that will show elevation?</w:t>
+      </w:r>
+    </w:p>
+    <w:p>
+      <w:pPr>
+        <w:pStyle w:val="ListParagraph"/>
+        <w:numPr>
+          <w:ilvl w:val="0"/>
+          <w:numId w:val="30"/>
+        </w:numPr>
+      </w:pPr>
+      <w:r>
+        <w:t>Is there a thermometer I can use?</w:t>
+      </w:r>
+    </w:p>
+    <w:p>
+      <w:pPr>
+        <w:pStyle w:val="ListParagraph"/>
+        <w:numPr>
+          <w:ilvl w:val="0"/>
+          <w:numId w:val="30"/>
+        </w:numPr>
+      </w:pPr>
+      <w:r>
+        <w:t>How do you record temperature in snow and ice? Is this necessary?</w:t>
+      </w:r>
+    </w:p>
+    <w:p>
+      <w:pPr>
+        <w:pStyle w:val="ListParagraph"/>
+        <w:numPr>
+          <w:ilvl w:val="0"/>
+          <w:numId w:val="30"/>
+        </w:numPr>
+      </w:pPr>
+      <w:r>
+        <w:t>How should I record my findings? Pencil and paper?</w:t>
+      </w:r>
+    </w:p>
+    <w:p>
+      <w:pPr>
+        <w:pStyle w:val="ListParagraph"/>
+        <w:numPr>
+          <w:ilvl w:val="0"/>
+          <w:numId w:val="30"/>
+        </w:numPr>
+      </w:pPr>
+      <w:r>
+        <w:t>Is there a Teflon shovel I can use? How can I sterile this?</w:t>
+      </w:r>
+    </w:p>
+    <w:p>
+      <w:pPr>
+        <w:pStyle w:val="ListParagraph"/>
+        <w:numPr>
+          <w:ilvl w:val="0"/>
+          <w:numId w:val="30"/>
+        </w:numPr>
+      </w:pPr>
+      <w:r>
+        <w:t>Is 3 L a normal amount of snow/ice to collect per filter?</w:t>
+      </w:r>
+    </w:p>
+    <w:p>
+      <w:pPr>
+        <w:pStyle w:val="ListParagraph"/>
+        <w:numPr>
+          <w:ilvl w:val="0"/>
+          <w:numId w:val="30"/>
+        </w:numPr>
+      </w:pPr>
+      <w:r>
+        <w:t>How can I get sampling bags? How can I sterilise them?</w:t>
+      </w:r>
+    </w:p>
+    <w:p>
+      <w:pPr>
+        <w:pStyle w:val="ListParagraph"/>
+        <w:numPr>
+          <w:ilvl w:val="0"/>
+          <w:numId w:val="30"/>
+        </w:numPr>
+      </w:pPr>
+      <w:r>
+        <w:lastRenderedPageBreak/>
+        <w:t>How will I transport my samples back to the field laboratory?</w:t>
+      </w:r>
+    </w:p>
+    <w:p>
+      <w:pPr>
+        <w:pStyle w:val="ListParagraph"/>
+        <w:numPr>
+          <w:ilvl w:val="0"/>
+          <w:numId w:val="30"/>
+        </w:numPr>
+      </w:pPr>
+      <w:r>
+        <w:t>Are there enough glass jars for me to use? How do I prepare them before coming to Svalbard? How do I ship them to Svalbard? Is 1 L a normal amount to collect for DOC analysis? How big are the jars?</w:t>
+      </w:r>
+    </w:p>
+    <w:p>
+      <w:pPr>
+        <w:pStyle w:val="ListParagraph"/>
+        <w:numPr>
+          <w:ilvl w:val="0"/>
+          <w:numId w:val="30"/>
+        </w:numPr>
+      </w:pPr>
+      <w:r>
+        <w:t>Is 1 L a normal amount to collect for dissolved nutrient analysis? Is it okay to put these samples into sterile Whirl-Pak bags?</w:t>
+      </w:r>
+    </w:p>
+    <w:p>
+      <w:pPr>
+        <w:pStyle w:val="ListParagraph"/>
+        <w:numPr>
+          <w:ilvl w:val="0"/>
+          <w:numId w:val="30"/>
+        </w:numPr>
+      </w:pPr>
+      <w:r>
+        <w:t>How will I remove the remaining snow to reach the ice?</w:t>
+      </w:r>
+    </w:p>
+    <w:p>
+      <w:pPr>
+        <w:pStyle w:val="ListParagraph"/>
+        <w:numPr>
+          <w:ilvl w:val="0"/>
+          <w:numId w:val="30"/>
+        </w:numPr>
+      </w:pPr>
+      <w:r>
+        <w:t>Is there an ice corer I can use? How much ice does the ice corer remove? Can I follow the same method outlined for my snow samples as for my ice samples?</w:t>
+      </w:r>
+    </w:p>
+    <w:p>
+      <w:pPr>
+        <w:pStyle w:val="ListParagraph"/>
+        <w:numPr>
+          <w:ilvl w:val="0"/>
+          <w:numId w:val="30"/>
+        </w:numPr>
+      </w:pPr>
+      <w:r>
+        <w:t>How will I return all my samples/equipment to the field laboratory?</w:t>
+      </w:r>
+    </w:p>
+    <w:p/>
+    <w:p>
+      <w:pPr>
+        <w:pStyle w:val="Heading2"/>
+      </w:pPr>
+      <w:r>
+        <w:t>Field lab processing</w:t>
+      </w:r>
+    </w:p>
+    <w:p>
+      <w:pPr>
+        <w:pStyle w:val="ListParagraph"/>
+        <w:numPr>
+          <w:ilvl w:val="0"/>
+          <w:numId w:val="31"/>
+        </w:numPr>
+      </w:pPr>
+      <w:r>
+        <w:t xml:space="preserve">Is it correct to let all samples melt at room temperature? </w:t>
+      </w:r>
+    </w:p>
+    <w:p>
+      <w:pPr>
+        <w:pStyle w:val="ListParagraph"/>
+        <w:numPr>
+          <w:ilvl w:val="0"/>
+          <w:numId w:val="31"/>
+        </w:numPr>
+      </w:pPr>
+      <w:r>
+        <w:t>Are there pH and conductivity meters I can use? What is the protocol for measuring these?</w:t>
+      </w:r>
+    </w:p>
+    <w:p>
+      <w:pPr>
+        <w:pStyle w:val="ListParagraph"/>
+        <w:numPr>
+          <w:ilvl w:val="0"/>
+          <w:numId w:val="31"/>
+        </w:numPr>
+      </w:pPr>
+      <w:r>
+        <w:t>Which filters do I need? How can I get these filters? How do I get them to Svalbard?</w:t>
+      </w:r>
+    </w:p>
+    <w:p>
+      <w:pPr>
+        <w:pStyle w:val="ListParagraph"/>
+        <w:numPr>
+          <w:ilvl w:val="0"/>
+          <w:numId w:val="31"/>
+        </w:numPr>
+      </w:pPr>
+      <w:r>
+        <w:t>Which filtration units do I need? How can I get them? Do I need one for each sample? How do I get them to Svalbard?</w:t>
+      </w:r>
+    </w:p>
+    <w:p>
+      <w:pPr>
+        <w:pStyle w:val="ListParagraph"/>
+        <w:numPr>
+          <w:ilvl w:val="0"/>
+          <w:numId w:val="31"/>
+        </w:numPr>
+      </w:pPr>
+      <w:r>
+        <w:t>Will I be able to carry out 16S and 18S sequencing on the same filter/sample or do I need two filters for this?</w:t>
+      </w:r>
+    </w:p>
+    <w:p>
+      <w:pPr>
+        <w:pStyle w:val="ListParagraph"/>
+        <w:numPr>
+          <w:ilvl w:val="0"/>
+          <w:numId w:val="31"/>
+        </w:numPr>
+      </w:pPr>
+      <w:r>
+        <w:t>Is it correct that for metagenomic/</w:t>
+      </w:r>
       <w:proofErr w:type="spellStart"/>
       <w:r>
-        <w:t>Metatranscriptomics</w:t>
+        <w:t>metatranscriptomic</w:t>
       </w:r>
       <w:proofErr w:type="spellEnd"/>
+      <w:r>
+        <w:t xml:space="preserve"> analysis I just collect filters in the same way I would for regular 16S/18S sequencing? Is there anything I need to do differently?</w:t>
+      </w:r>
+    </w:p>
+    <w:p>
+      <w:pPr>
+        <w:pStyle w:val="ListParagraph"/>
+        <w:numPr>
+          <w:ilvl w:val="0"/>
+          <w:numId w:val="31"/>
+        </w:numPr>
+      </w:pPr>
+      <w:r>
+        <w:t>How do I store samples at -20</w:t>
+      </w:r>
+      <w:r>
+        <w:sym w:font="Symbol" w:char="F0B0"/>
+      </w:r>
+      <w:r>
+        <w:t>C? How do I get them back to the UK?</w:t>
+      </w:r>
+    </w:p>
+    <w:p>
+      <w:pPr>
+        <w:pStyle w:val="ListParagraph"/>
+        <w:numPr>
+          <w:ilvl w:val="0"/>
+          <w:numId w:val="31"/>
+        </w:numPr>
+      </w:pPr>
+      <w:r>
+        <w:t>What concentration of HPG should be used for BONCAT?</w:t>
+      </w:r>
+    </w:p>
+    <w:p>
+      <w:pPr>
+        <w:pStyle w:val="ListParagraph"/>
+        <w:numPr>
+          <w:ilvl w:val="0"/>
+          <w:numId w:val="31"/>
+        </w:numPr>
+      </w:pPr>
+      <w:r>
+        <w:t>How long should the BONCAT samples be incubated for? Should they be incubated in the dark? What container should I incubate the samples in? What volume of meltwater should I use for BONCAT?</w:t>
+      </w:r>
+    </w:p>
+    <w:p>
+      <w:pPr>
+        <w:pStyle w:val="ListParagraph"/>
+        <w:numPr>
+          <w:ilvl w:val="0"/>
+          <w:numId w:val="31"/>
+        </w:numPr>
+      </w:pPr>
+      <w:r>
+        <w:t>Will I be re-using one glass filtration unit for DOC measurements?</w:t>
+      </w:r>
+    </w:p>
+    <w:p>
+      <w:pPr>
+        <w:pStyle w:val="ListParagraph"/>
+        <w:numPr>
+          <w:ilvl w:val="0"/>
+          <w:numId w:val="31"/>
+        </w:numPr>
+      </w:pPr>
+      <w:r>
+        <w:t>What volume do my DOC samples need to be? Should I be carrying out analysis of each sample in triplicate?</w:t>
+      </w:r>
+    </w:p>
+    <w:p>
+      <w:pPr>
+        <w:pStyle w:val="ListParagraph"/>
+        <w:numPr>
+          <w:ilvl w:val="0"/>
+          <w:numId w:val="31"/>
+        </w:numPr>
+      </w:pPr>
+      <w:r>
+        <w:t>Can I get/how do I get the glass filters and glass filtration unit? How do I prep and ship them?</w:t>
+      </w:r>
+    </w:p>
+    <w:p>
+      <w:pPr>
+        <w:pStyle w:val="ListParagraph"/>
+        <w:numPr>
+          <w:ilvl w:val="0"/>
+          <w:numId w:val="31"/>
+        </w:numPr>
+      </w:pPr>
+      <w:r>
+        <w:t>Can I get the amber glass vials I need? How do I prep and ship them?</w:t>
+      </w:r>
+    </w:p>
+    <w:p>
+      <w:pPr>
+        <w:pStyle w:val="ListParagraph"/>
+        <w:numPr>
+          <w:ilvl w:val="0"/>
+          <w:numId w:val="31"/>
+        </w:numPr>
+      </w:pPr>
+      <w:r>
+        <w:t xml:space="preserve">Can I get </w:t>
+      </w:r>
+      <w:proofErr w:type="spellStart"/>
+      <w:r>
+        <w:t>HCl</w:t>
+      </w:r>
+      <w:proofErr w:type="spellEnd"/>
+      <w:r>
+        <w:t>?</w:t>
+      </w:r>
+    </w:p>
+    <w:p>
+      <w:pPr>
+        <w:pStyle w:val="ListParagraph"/>
+        <w:numPr>
+          <w:ilvl w:val="0"/>
+          <w:numId w:val="31"/>
+        </w:numPr>
+      </w:pPr>
+      <w:r>
+        <w:t xml:space="preserve">Is </w:t>
+      </w:r>
+      <w:r>
+        <w:sym w:font="Symbol" w:char="F07E"/>
+      </w:r>
+      <w:r>
+        <w:t>3</w:t>
+      </w:r>
+      <w:r>
+        <w:sym w:font="Symbol" w:char="F0B0"/>
+      </w:r>
+      <w:r>
+        <w:t>C</w:t>
+      </w:r>
+      <w:r>
+        <w:t xml:space="preserve"> a good temperature to ship my DOC samples? How do I ship them back to the UK?</w:t>
+      </w:r>
+    </w:p>
+    <w:p>
+      <w:pPr>
+        <w:pStyle w:val="ListParagraph"/>
+        <w:numPr>
+          <w:ilvl w:val="0"/>
+          <w:numId w:val="31"/>
+        </w:numPr>
+      </w:pPr>
+      <w:r>
+        <w:t>Which filters are best for anion and cation analysis?</w:t>
+      </w:r>
+    </w:p>
+    <w:p>
+      <w:pPr>
+        <w:pStyle w:val="ListParagraph"/>
+        <w:numPr>
+          <w:ilvl w:val="0"/>
+          <w:numId w:val="31"/>
+        </w:numPr>
+      </w:pPr>
+      <w:r>
+        <w:t xml:space="preserve">Do I re-use the syringe and plastic tubing for my ion analysis? Or is </w:t>
+      </w:r>
+      <w:proofErr w:type="gramStart"/>
+      <w:r>
+        <w:t>it</w:t>
+      </w:r>
+      <w:proofErr w:type="gramEnd"/>
+      <w:r>
+        <w:t xml:space="preserve"> single use?</w:t>
+      </w:r>
+    </w:p>
+    <w:p>
+      <w:pPr>
+        <w:pStyle w:val="ListParagraph"/>
+        <w:numPr>
+          <w:ilvl w:val="0"/>
+          <w:numId w:val="31"/>
+        </w:numPr>
+      </w:pPr>
+      <w:r>
+        <w:t>Do I need separate samples to ship back for cations and anions?</w:t>
+      </w:r>
+    </w:p>
+    <w:p>
+      <w:pPr>
+        <w:pStyle w:val="ListParagraph"/>
+        <w:numPr>
+          <w:ilvl w:val="0"/>
+          <w:numId w:val="31"/>
+        </w:numPr>
+      </w:pPr>
+      <w:r>
+        <w:t>Is 1 L a large enough snow/ice sample for nutrient analysis? What volume needs shipping back to the UK?</w:t>
+      </w:r>
     </w:p>
     <w:p/>
     <w:p>
@@ -1892,46 +3176,348 @@
         <w:pStyle w:val="Heading2"/>
       </w:pPr>
       <w:r>
-        <w:t>BONCAT</w:t>
-      </w:r>
-    </w:p>
-    <w:p/>
-    <w:p>
-      <w:pPr>
-        <w:pStyle w:val="Heading1"/>
-      </w:pPr>
-      <w:r>
-        <w:t xml:space="preserve">Questions </w:t>
-      </w:r>
-    </w:p>
-    <w:p/>
-    <w:p>
-      <w:pPr>
-        <w:pStyle w:val="Heading2"/>
-      </w:pPr>
-      <w:r>
-        <w:t>Questions</w:t>
-      </w:r>
-      <w:r>
-        <w:t>: Field</w:t>
-      </w:r>
-    </w:p>
-    <w:p/>
-    <w:p>
-      <w:pPr>
-        <w:pStyle w:val="Heading2"/>
-      </w:pPr>
-      <w:r>
-        <w:t>Questions: Field Lab Processing</w:t>
-      </w:r>
-    </w:p>
-    <w:p/>
-    <w:p>
-      <w:pPr>
-        <w:pStyle w:val="Heading2"/>
-      </w:pPr>
-      <w:r>
-        <w:t>Questions: UK Lab Processing</w:t>
+        <w:t>UK Lab Processing</w:t>
+      </w:r>
+    </w:p>
+    <w:p>
+      <w:pPr>
+        <w:pStyle w:val="ListParagraph"/>
+        <w:numPr>
+          <w:ilvl w:val="0"/>
+          <w:numId w:val="32"/>
+        </w:numPr>
+      </w:pPr>
+      <w:r>
+        <w:t>Is there a Shimadzu TOC-L Organic Carbon Analyzer with a high-sensitivity catalyst that I can use? What catalyst is used in this analysis?</w:t>
+      </w:r>
+    </w:p>
+    <w:p>
+      <w:pPr>
+        <w:pStyle w:val="ListParagraph"/>
+        <w:numPr>
+          <w:ilvl w:val="0"/>
+          <w:numId w:val="32"/>
+        </w:numPr>
+      </w:pPr>
+      <w:r>
+        <w:lastRenderedPageBreak/>
+        <w:t>Do we have the facilities for me to measure TDN/TDP via digestion with purified potassium persulfate, sodium hydroxide and boric acid reagent and autoclaving at 121</w:t>
+      </w:r>
+      <w:r>
+        <w:sym w:font="Symbol" w:char="F0B0"/>
+      </w:r>
+      <w:r>
+        <w:t xml:space="preserve">C? </w:t>
+      </w:r>
+    </w:p>
+    <w:p>
+      <w:pPr>
+        <w:pStyle w:val="ListParagraph"/>
+        <w:numPr>
+          <w:ilvl w:val="0"/>
+          <w:numId w:val="32"/>
+        </w:numPr>
+      </w:pPr>
+      <w:r>
+        <w:t>Will Automated colorimetric flow injection analysis measure my PO4/NH4 concentrations? How do I do this?</w:t>
+      </w:r>
+    </w:p>
+    <w:p>
+      <w:pPr>
+        <w:pStyle w:val="ListParagraph"/>
+        <w:numPr>
+          <w:ilvl w:val="0"/>
+          <w:numId w:val="32"/>
+        </w:numPr>
+      </w:pPr>
+      <w:r>
+        <w:t xml:space="preserve">Do I use </w:t>
+      </w:r>
+      <w:proofErr w:type="spellStart"/>
+      <w:r>
+        <w:t>HCl</w:t>
+      </w:r>
+      <w:proofErr w:type="spellEnd"/>
+      <w:r>
+        <w:t xml:space="preserve"> to acidify my samples prior to nebulizing? What is nebulizing? What does the acidification step do? Is it okay to do this to my cation samples back in the UK? Why does this need to be done for cation samples?</w:t>
+      </w:r>
+    </w:p>
+    <w:p>
+      <w:pPr>
+        <w:pStyle w:val="ListParagraph"/>
+        <w:numPr>
+          <w:ilvl w:val="0"/>
+          <w:numId w:val="32"/>
+        </w:numPr>
+        <w:rPr>
+          <w:rStyle w:val="acopre"/>
+        </w:rPr>
+      </w:pPr>
+      <w:r>
+        <w:t xml:space="preserve">Will </w:t>
+      </w:r>
+      <w:r>
+        <w:rPr>
+          <w:rStyle w:val="acopre"/>
+        </w:rPr>
+        <w:t xml:space="preserve">Inductively </w:t>
+      </w:r>
+      <w:proofErr w:type="spellStart"/>
+      <w:r>
+        <w:rPr>
+          <w:rStyle w:val="acopre"/>
+        </w:rPr>
+        <w:t>coupled</w:t>
+      </w:r>
+      <w:proofErr w:type="spellEnd"/>
+      <w:r>
+        <w:rPr>
+          <w:rStyle w:val="acopre"/>
+        </w:rPr>
+        <w:t xml:space="preserve"> plasma optical emission spectroscopy be suitable for measuring Fe? </w:t>
+      </w:r>
+      <w:r>
+        <w:rPr>
+          <w:rStyle w:val="hgkelc"/>
+        </w:rPr>
+        <w:t>Is this available at QMUL? How do I use it?</w:t>
+      </w:r>
+    </w:p>
+    <w:p>
+      <w:pPr>
+        <w:pStyle w:val="ListParagraph"/>
+        <w:numPr>
+          <w:ilvl w:val="0"/>
+          <w:numId w:val="32"/>
+        </w:numPr>
+        <w:rPr>
+          <w:rStyle w:val="hgkelc"/>
+        </w:rPr>
+      </w:pPr>
+      <w:r>
+        <w:t xml:space="preserve">Will </w:t>
+      </w:r>
+      <w:r>
+        <w:rPr>
+          <w:rStyle w:val="hgkelc"/>
+        </w:rPr>
+        <w:t xml:space="preserve">Inductively </w:t>
+      </w:r>
+      <w:proofErr w:type="spellStart"/>
+      <w:r>
+        <w:rPr>
+          <w:rStyle w:val="hgkelc"/>
+        </w:rPr>
+        <w:t>coupled</w:t>
+      </w:r>
+      <w:proofErr w:type="spellEnd"/>
+      <w:r>
+        <w:rPr>
+          <w:rStyle w:val="hgkelc"/>
+        </w:rPr>
+        <w:t xml:space="preserve"> plasma mass spectrometry be suitable for measure K, Mg and Na? Is this available at QMUL? How do I use it?</w:t>
+      </w:r>
+    </w:p>
+    <w:p>
+      <w:pPr>
+        <w:pStyle w:val="ListParagraph"/>
+        <w:numPr>
+          <w:ilvl w:val="0"/>
+          <w:numId w:val="32"/>
+        </w:numPr>
+        <w:rPr>
+          <w:rStyle w:val="hgkelc"/>
+        </w:rPr>
+      </w:pPr>
+      <w:r>
+        <w:rPr>
+          <w:rStyle w:val="hgkelc"/>
+        </w:rPr>
+        <w:t xml:space="preserve">Will </w:t>
+      </w:r>
+      <w:r>
+        <w:t xml:space="preserve">Ion chromatography be suitable for measuring NO3, SO4, Ca and Cl? </w:t>
+      </w:r>
+      <w:r>
+        <w:rPr>
+          <w:rStyle w:val="hgkelc"/>
+        </w:rPr>
+        <w:t>Is this available at QMUL? How do I use it?</w:t>
+      </w:r>
+    </w:p>
+    <w:p>
+      <w:pPr>
+        <w:pStyle w:val="ListParagraph"/>
+        <w:numPr>
+          <w:ilvl w:val="0"/>
+          <w:numId w:val="32"/>
+        </w:numPr>
+        <w:rPr>
+          <w:rStyle w:val="hgkelc"/>
+        </w:rPr>
+      </w:pPr>
+      <w:r>
+        <w:rPr>
+          <w:rStyle w:val="hgkelc"/>
+        </w:rPr>
+        <w:t xml:space="preserve">Is it possible to measure NO2 using an </w:t>
+      </w:r>
+      <w:r>
+        <w:t xml:space="preserve">automated photometric analyser? </w:t>
+      </w:r>
+      <w:r>
+        <w:rPr>
+          <w:rStyle w:val="hgkelc"/>
+        </w:rPr>
+        <w:t>Is this available at QMUL? How do I use it?</w:t>
+      </w:r>
+    </w:p>
+    <w:p>
+      <w:pPr>
+        <w:pStyle w:val="ListParagraph"/>
+        <w:numPr>
+          <w:ilvl w:val="0"/>
+          <w:numId w:val="32"/>
+        </w:numPr>
+        <w:rPr>
+          <w:rStyle w:val="hgkelc"/>
+        </w:rPr>
+      </w:pPr>
+      <w:r>
+        <w:rPr>
+          <w:rStyle w:val="hgkelc"/>
+        </w:rPr>
+        <w:t>What methods are normally used at QMUL for extracting DNA/RNA? Has RNA previously been converted to cDNA? Can anyone show me how to do this?</w:t>
+      </w:r>
+    </w:p>
+    <w:p>
+      <w:pPr>
+        <w:pStyle w:val="ListParagraph"/>
+        <w:numPr>
+          <w:ilvl w:val="0"/>
+          <w:numId w:val="32"/>
+        </w:numPr>
+        <w:rPr>
+          <w:rStyle w:val="hgkelc"/>
+        </w:rPr>
+      </w:pPr>
+      <w:r>
+        <w:rPr>
+          <w:rStyle w:val="hgkelc"/>
+        </w:rPr>
+        <w:t xml:space="preserve">Do I need one </w:t>
+      </w:r>
+      <w:proofErr w:type="spellStart"/>
+      <w:r>
+        <w:t>AllPrep</w:t>
+      </w:r>
+      <w:proofErr w:type="spellEnd"/>
+      <w:r>
+        <w:t xml:space="preserve"> DNA/RNA/miRNA Universal kit and cDNA Synthesis Kit for all samples or one for each sample?</w:t>
+      </w:r>
+    </w:p>
+    <w:p>
+      <w:pPr>
+        <w:pStyle w:val="ListParagraph"/>
+        <w:numPr>
+          <w:ilvl w:val="0"/>
+          <w:numId w:val="32"/>
+        </w:numPr>
+        <w:rPr>
+          <w:rStyle w:val="hgkelc"/>
+        </w:rPr>
+      </w:pPr>
+      <w:r>
+        <w:rPr>
+          <w:rStyle w:val="hgkelc"/>
+        </w:rPr>
+        <w:t>Can I sequence 18S and 16S rRNA gene from the same sample?</w:t>
+      </w:r>
+    </w:p>
+    <w:p>
+      <w:pPr>
+        <w:pStyle w:val="ListParagraph"/>
+        <w:numPr>
+          <w:ilvl w:val="0"/>
+          <w:numId w:val="32"/>
+        </w:numPr>
+        <w:rPr>
+          <w:rStyle w:val="hgkelc"/>
+        </w:rPr>
+      </w:pPr>
+      <w:r>
+        <w:rPr>
+          <w:rStyle w:val="hgkelc"/>
+        </w:rPr>
+        <w:t>Where do I send samples for sequencing?</w:t>
+      </w:r>
+    </w:p>
+    <w:p>
+      <w:pPr>
+        <w:pStyle w:val="ListParagraph"/>
+        <w:numPr>
+          <w:ilvl w:val="0"/>
+          <w:numId w:val="32"/>
+        </w:numPr>
+        <w:rPr>
+          <w:rStyle w:val="hgkelc"/>
+        </w:rPr>
+      </w:pPr>
+      <w:r>
+        <w:rPr>
+          <w:rStyle w:val="hgkelc"/>
+        </w:rPr>
+        <w:t xml:space="preserve">Are the chemicals/equipment required for BONCAT available at QMUL? If not, how do I acquire them? </w:t>
+      </w:r>
+    </w:p>
+    <w:p>
+      <w:pPr>
+        <w:pStyle w:val="ListParagraph"/>
+        <w:numPr>
+          <w:ilvl w:val="0"/>
+          <w:numId w:val="32"/>
+        </w:numPr>
+      </w:pPr>
+      <w:r>
+        <w:rPr>
+          <w:rStyle w:val="hgkelc"/>
+        </w:rPr>
+        <w:t xml:space="preserve">Is there a </w:t>
+      </w:r>
+      <w:r>
+        <w:t>cytometer with a Blue laser 488nm and Red laser 638 nm available for use?</w:t>
+      </w:r>
+    </w:p>
+    <w:p>
+      <w:pPr>
+        <w:pStyle w:val="ListParagraph"/>
+        <w:numPr>
+          <w:ilvl w:val="0"/>
+          <w:numId w:val="32"/>
+        </w:numPr>
+        <w:rPr>
+          <w:rStyle w:val="hgkelc"/>
+        </w:rPr>
+      </w:pPr>
+      <w:r>
+        <w:rPr>
+          <w:rStyle w:val="hgkelc"/>
+        </w:rPr>
+        <w:t>Will I be able to carry out metagenomic/</w:t>
+      </w:r>
+      <w:proofErr w:type="spellStart"/>
+      <w:r>
+        <w:rPr>
+          <w:rStyle w:val="hgkelc"/>
+        </w:rPr>
+        <w:t>metatranscriptomic</w:t>
+      </w:r>
+      <w:proofErr w:type="spellEnd"/>
+      <w:r>
+        <w:rPr>
+          <w:rStyle w:val="hgkelc"/>
+        </w:rPr>
+        <w:t xml:space="preserve"> analysis of 12 samples (6 snow and 6 ice) in Catherine Larose’s lab? Do I need to supply anything other than my samples? When might this take place?</w:t>
       </w:r>
     </w:p>
     <w:p/>
@@ -2012,16 +3598,7 @@
           <w:noProof/>
           <w:lang w:val="en-US"/>
         </w:rPr>
-        <w:t xml:space="preserve">Bhatia, M. P., Das, S. B., Xu, L., Charette, M. A., Wadham, J. L., and Kujawinski, E. B. (2013). </w:t>
-      </w:r>
-      <w:r>
-        <w:rPr>
-          <w:rFonts w:ascii="Calibri" w:hAnsi="Calibri" w:cs="Calibri"/>
-          <w:noProof/>
-          <w:lang w:val="en-US"/>
-        </w:rPr>
-        <w:lastRenderedPageBreak/>
-        <w:t xml:space="preserve">Organic carbon export from the Greenland ice sheet. </w:t>
+        <w:t xml:space="preserve">Bhatia, M. P., Das, S. B., Xu, L., Charette, M. A., Wadham, J. L., and Kujawinski, E. B. (2013). Organic carbon export from the Greenland ice sheet. </w:t>
       </w:r>
       <w:r>
         <w:rPr>
@@ -2061,7 +3638,7 @@
           <w:noProof/>
           <w:lang w:val="en-US"/>
         </w:rPr>
-        <w:t xml:space="preserve">Fellman, J. B., Hood, E., Raymond, P. A., Stubbins, A., and Spencer, R. G. M. (2015). Spatial Variation in the Origin of Dissolved Organic Carbon in Snow on the Juneau Icefield, Southeast Alaska. </w:t>
+        <w:t xml:space="preserve">Denef, V. J., Fujimoto, M., Berry, M. A., and Schmidt, M. L. (2016). Seasonal succession leads to habitat-dependent differentiation in ribosomal RNA:DNA ratios among freshwater lake bacteria. </w:t>
       </w:r>
       <w:r>
         <w:rPr>
@@ -2071,7 +3648,7 @@
           <w:noProof/>
           <w:lang w:val="en-US"/>
         </w:rPr>
-        <w:t>Environ. Sci. Technol.</w:t>
+        <w:t>Front. Microbiol.</w:t>
       </w:r>
       <w:r>
         <w:rPr>
@@ -2079,7 +3656,7 @@
           <w:noProof/>
           <w:lang w:val="en-US"/>
         </w:rPr>
-        <w:t xml:space="preserve"> 49, 11492–11499. doi:10.1021/acs.est.5b02685.</w:t>
+        <w:t xml:space="preserve"> 7, 1–13. doi:10.3389/fmicb.2016.00606.</w:t>
       </w:r>
     </w:p>
     <w:p>
@@ -2101,7 +3678,7 @@
           <w:noProof/>
           <w:lang w:val="en-US"/>
         </w:rPr>
-        <w:t xml:space="preserve">Gao, T., Kang, S., Zhang, Y., Sprenger, M., Wang, F., Du, W., et al. (2020). Characterization, sources and transport of dissolved organic carbon and nitrogen from a glacier in the Central Asia. </w:t>
+        <w:t xml:space="preserve">Fellman, J. B., Hood, E., Raymond, P. A., Stubbins, A., and Spencer, R. G. M. (2015). Spatial Variation in the Origin of Dissolved Organic Carbon in Snow on the Juneau Icefield, Southeast Alaska. </w:t>
       </w:r>
       <w:r>
         <w:rPr>
@@ -2111,7 +3688,7 @@
           <w:noProof/>
           <w:lang w:val="en-US"/>
         </w:rPr>
-        <w:t>Sci. Total Environ.</w:t>
+        <w:t>Environ. Sci. Technol.</w:t>
       </w:r>
       <w:r>
         <w:rPr>
@@ -2119,7 +3696,7 @@
           <w:noProof/>
           <w:lang w:val="en-US"/>
         </w:rPr>
-        <w:t xml:space="preserve"> 725, 138346. doi:10.1016/j.scitotenv.2020.138346.</w:t>
+        <w:t xml:space="preserve"> 49, 11492–11499. doi:10.1021/acs.est.5b02685.</w:t>
       </w:r>
     </w:p>
     <w:p>
@@ -2141,7 +3718,16 @@
           <w:noProof/>
           <w:lang w:val="en-US"/>
         </w:rPr>
-        <w:t xml:space="preserve">Grzesiak, J., Górniak, D., Świątecki, A., Aleksandrzak-Piekarczyk, T., Szatraj, K., and Zdanowski, M. K. (2015). Microbial community development on the surface of Hans and Werenskiold Glaciers (Svalbard, Arctic): a comparison. </w:t>
+        <w:t xml:space="preserve">Gao, T., Kang, S., Zhang, Y., Sprenger, M., Wang, F., Du, W., et al. (2020). Characterization, </w:t>
+      </w:r>
+      <w:r>
+        <w:rPr>
+          <w:rFonts w:ascii="Calibri" w:hAnsi="Calibri" w:cs="Calibri"/>
+          <w:noProof/>
+          <w:lang w:val="en-US"/>
+        </w:rPr>
+        <w:lastRenderedPageBreak/>
+        <w:t xml:space="preserve">sources and transport of dissolved organic carbon and nitrogen from a glacier in the Central Asia. </w:t>
       </w:r>
       <w:r>
         <w:rPr>
@@ -2151,7 +3737,7 @@
           <w:noProof/>
           <w:lang w:val="en-US"/>
         </w:rPr>
-        <w:t>Extremophiles</w:t>
+        <w:t>Sci. Total Environ.</w:t>
       </w:r>
       <w:r>
         <w:rPr>
@@ -2159,7 +3745,7 @@
           <w:noProof/>
           <w:lang w:val="en-US"/>
         </w:rPr>
-        <w:t xml:space="preserve"> 19, 885–897. doi:10.1007/s00792-015-0764-z.</w:t>
+        <w:t xml:space="preserve"> 725, 138346. doi:10.1016/j.scitotenv.2020.138346.</w:t>
       </w:r>
     </w:p>
     <w:p>
@@ -2181,7 +3767,7 @@
           <w:noProof/>
           <w:lang w:val="en-US"/>
         </w:rPr>
-        <w:t xml:space="preserve">Hell, K., Edwards, A., Zarsky, J., Podmirseg, S. M., Girdwood, S., Pachebat, J. A., et al. (2013). The dynamic bacterial communities of a melting High Arctic glacier snowpack. </w:t>
+        <w:t xml:space="preserve">Grzesiak, J., Górniak, D., Świątecki, A., Aleksandrzak-Piekarczyk, T., Szatraj, K., and Zdanowski, M. K. (2015). Microbial community development on the surface of Hans and Werenskiold Glaciers (Svalbard, Arctic): a comparison. </w:t>
       </w:r>
       <w:r>
         <w:rPr>
@@ -2191,7 +3777,7 @@
           <w:noProof/>
           <w:lang w:val="en-US"/>
         </w:rPr>
-        <w:t>ISME J.</w:t>
+        <w:t>Extremophiles</w:t>
       </w:r>
       <w:r>
         <w:rPr>
@@ -2199,7 +3785,7 @@
           <w:noProof/>
           <w:lang w:val="en-US"/>
         </w:rPr>
-        <w:t xml:space="preserve"> 7, 1814–1826. doi:10.1038/ismej.2013.51.</w:t>
+        <w:t xml:space="preserve"> 19, 885–897. doi:10.1007/s00792-015-0764-z.</w:t>
       </w:r>
     </w:p>
     <w:p>
@@ -2221,7 +3807,7 @@
           <w:noProof/>
           <w:lang w:val="en-US"/>
         </w:rPr>
-        <w:t xml:space="preserve">Heppell, C., Louise Heathwaite, A., Binley, A., Byrne, P., Ullah, S., Lansdown, K., et al. (2014). Interpreting spatial patterns in redox and coupled water-nitrogen fluxes in the streambed of a gaining river reach. </w:t>
+        <w:t xml:space="preserve">Hell, K., Edwards, A., Zarsky, J., Podmirseg, S. M., Girdwood, S., Pachebat, J. A., et al. (2013). The dynamic bacterial communities of a melting High Arctic glacier snowpack. </w:t>
       </w:r>
       <w:r>
         <w:rPr>
@@ -2231,7 +3817,7 @@
           <w:noProof/>
           <w:lang w:val="en-US"/>
         </w:rPr>
-        <w:t>Biogeochemistry</w:t>
+        <w:t>ISME J.</w:t>
       </w:r>
       <w:r>
         <w:rPr>
@@ -2239,7 +3825,7 @@
           <w:noProof/>
           <w:lang w:val="en-US"/>
         </w:rPr>
-        <w:t xml:space="preserve"> 117, 491–509. doi:10.1007/s10533-013-9895-4.</w:t>
+        <w:t xml:space="preserve"> 7, 1814–1826. doi:10.1038/ismej.2013.51.</w:t>
       </w:r>
     </w:p>
     <w:p>
@@ -2261,7 +3847,7 @@
           <w:noProof/>
           <w:lang w:val="en-US"/>
         </w:rPr>
-        <w:t xml:space="preserve">Holland, A. T., Williamson, C. J., Sgouridis, F., Tedstone, A. J., McCutcheon, J., Cook, J. M., et al. (2019). Dissolved organic nutrients dominate melting surface ice of the Dark Zone (Greenland Ice Sheet). </w:t>
+        <w:t xml:space="preserve">Heppell, C., Louise Heathwaite, A., Binley, A., Byrne, P., Ullah, S., Lansdown, K., et al. (2014). Interpreting spatial patterns in redox and coupled water-nitrogen fluxes in the streambed of a gaining river reach. </w:t>
       </w:r>
       <w:r>
         <w:rPr>
@@ -2271,7 +3857,7 @@
           <w:noProof/>
           <w:lang w:val="en-US"/>
         </w:rPr>
-        <w:t>Biogeosciences</w:t>
+        <w:t>Biogeochemistry</w:t>
       </w:r>
       <w:r>
         <w:rPr>
@@ -2279,7 +3865,7 @@
           <w:noProof/>
           <w:lang w:val="en-US"/>
         </w:rPr>
-        <w:t xml:space="preserve"> 16, 3283–3296. doi:10.5194/bg-16-3283-2019.</w:t>
+        <w:t xml:space="preserve"> 117, 491–509. doi:10.1007/s10533-013-9895-4.</w:t>
       </w:r>
     </w:p>
     <w:p>
@@ -2301,7 +3887,7 @@
           <w:noProof/>
           <w:lang w:val="en-US"/>
         </w:rPr>
-        <w:t xml:space="preserve">Larose, C., Dommergue, A., and Vogel, T. M. (2013). Microbial nitrogen cycling in Arctic snowpacks. </w:t>
+        <w:t xml:space="preserve">Holland, A. T., Williamson, C. J., Sgouridis, F., Tedstone, A. J., McCutcheon, J., Cook, J. M., et al. (2019). Dissolved organic nutrients dominate melting surface ice of the Dark Zone (Greenland Ice Sheet). </w:t>
       </w:r>
       <w:r>
         <w:rPr>
@@ -2311,7 +3897,7 @@
           <w:noProof/>
           <w:lang w:val="en-US"/>
         </w:rPr>
-        <w:t>Environ. Res. Lett.</w:t>
+        <w:t>Biogeosciences</w:t>
       </w:r>
       <w:r>
         <w:rPr>
@@ -2319,7 +3905,7 @@
           <w:noProof/>
           <w:lang w:val="en-US"/>
         </w:rPr>
-        <w:t xml:space="preserve"> 8. doi:10.1088/1748-9326/8/3/035004.</w:t>
+        <w:t xml:space="preserve"> 16, 3283–3296. doi:10.5194/bg-16-3283-2019.</w:t>
       </w:r>
     </w:p>
     <w:p>
@@ -2341,7 +3927,7 @@
           <w:noProof/>
           <w:lang w:val="en-US"/>
         </w:rPr>
-        <w:t xml:space="preserve">Lindivat, M., Larsen, A., Hess-Erga, O. K., Bratbak, G., and Hoell, I. A. (2020). Bioorthogonal Non-canonical Amino Acid Tagging Combined With Flow Cytometry for Determination of Activity in Aquatic Microorganisms. </w:t>
+        <w:t xml:space="preserve">Larose, C., Dommergue, A., and Vogel, T. M. (2013). Microbial nitrogen cycling in Arctic snowpacks. </w:t>
       </w:r>
       <w:r>
         <w:rPr>
@@ -2351,7 +3937,7 @@
           <w:noProof/>
           <w:lang w:val="en-US"/>
         </w:rPr>
-        <w:t>Front. Microbiol.</w:t>
+        <w:t>Environ. Res. Lett.</w:t>
       </w:r>
       <w:r>
         <w:rPr>
@@ -2359,7 +3945,7 @@
           <w:noProof/>
           <w:lang w:val="en-US"/>
         </w:rPr>
-        <w:t xml:space="preserve"> 11. doi:10.3389/fmicb.2020.01929.</w:t>
+        <w:t xml:space="preserve"> 8. doi:10.1088/1748-9326/8/3/035004.</w:t>
       </w:r>
     </w:p>
     <w:p>
@@ -2381,7 +3967,7 @@
           <w:noProof/>
           <w:lang w:val="en-US"/>
         </w:rPr>
-        <w:t xml:space="preserve">Lutz, S., Anesio, A. M., Raiswell, R., Edwards, A., Newton, R. J., Gill, F., et al. (2016). The biogeography of red snow microbiomes and their role in melting arctic glaciers. </w:t>
+        <w:t xml:space="preserve">Lindivat, M., Larsen, A., Hess-Erga, O. K., Bratbak, G., and Hoell, I. A. (2020). Bioorthogonal Non-canonical Amino Acid Tagging Combined With Flow Cytometry for Determination of Activity in Aquatic Microorganisms. </w:t>
       </w:r>
       <w:r>
         <w:rPr>
@@ -2391,7 +3977,7 @@
           <w:noProof/>
           <w:lang w:val="en-US"/>
         </w:rPr>
-        <w:t>Nat. Commun.</w:t>
+        <w:t>Front. Microbiol.</w:t>
       </w:r>
       <w:r>
         <w:rPr>
@@ -2399,7 +3985,7 @@
           <w:noProof/>
           <w:lang w:val="en-US"/>
         </w:rPr>
-        <w:t xml:space="preserve"> 7, 1–9. doi:10.1038/ncomms11968.</w:t>
+        <w:t xml:space="preserve"> 11. doi:10.3389/fmicb.2020.01929.</w:t>
       </w:r>
     </w:p>
     <w:p>
@@ -2421,7 +4007,7 @@
           <w:noProof/>
           <w:lang w:val="en-US"/>
         </w:rPr>
-        <w:t xml:space="preserve">McCutcheon, J., Lutz, S., Williamson, C., Cook, J. M., Tedstone, A. J., Vanderstraeten, A., et al. (2021). Mineral phosphorus drives glacier algal blooms on the Greenland Ice Sheet. </w:t>
+        <w:t xml:space="preserve">Lutz, S., Anesio, A. M., Raiswell, R., Edwards, A., Newton, R. J., Gill, F., et al. (2016). The biogeography of red snow microbiomes and their role in melting arctic glaciers. </w:t>
       </w:r>
       <w:r>
         <w:rPr>
@@ -2439,7 +4025,7 @@
           <w:noProof/>
           <w:lang w:val="en-US"/>
         </w:rPr>
-        <w:t xml:space="preserve"> 12, 1–11. doi:10.1038/s41467-020-20627-w.</w:t>
+        <w:t xml:space="preserve"> 7, 1–9. doi:10.1038/ncomms11968.</w:t>
       </w:r>
     </w:p>
     <w:p>
@@ -2461,7 +4047,7 @@
           <w:noProof/>
           <w:lang w:val="en-US"/>
         </w:rPr>
-        <w:t xml:space="preserve">Musilova, M., Tranter, M., Wadham, J., Telling, J., Tedstone, A., and Anesio, A. M. (2017). Microbially driven export of labile organic carbon from the Greenland ice sheet. </w:t>
+        <w:t xml:space="preserve">Maccario, L., Vogel, T. M., and Larose, C. (2014). Potential drivers of microbial community structure and function in Arctic spring snow. </w:t>
       </w:r>
       <w:r>
         <w:rPr>
@@ -2471,7 +4057,7 @@
           <w:noProof/>
           <w:lang w:val="en-US"/>
         </w:rPr>
-        <w:t>Nat. Geosci.</w:t>
+        <w:t>Front. Microbiol.</w:t>
       </w:r>
       <w:r>
         <w:rPr>
@@ -2479,7 +4065,7 @@
           <w:noProof/>
           <w:lang w:val="en-US"/>
         </w:rPr>
-        <w:t xml:space="preserve"> 10, 360–365. doi:10.1038/ngeo2920.</w:t>
+        <w:t xml:space="preserve"> 5, 1–11. doi:10.3389/fmicb.2014.00413.</w:t>
       </w:r>
     </w:p>
     <w:p>
@@ -2501,7 +4087,7 @@
           <w:noProof/>
           <w:lang w:val="en-US"/>
         </w:rPr>
-        <w:t xml:space="preserve">Samui, G., Antony, R., and Thamban, M. (2020). Fate of Dissolved Organic Carbon in Antarctic Surface Environments During Summer. </w:t>
+        <w:t xml:space="preserve">McCutcheon, J., Lutz, S., Williamson, C., Cook, J. M., Tedstone, A. J., Vanderstraeten, A., et al. (2021). Mineral phosphorus drives glacier algal blooms on the Greenland Ice Sheet. </w:t>
       </w:r>
       <w:r>
         <w:rPr>
@@ -2511,7 +4097,7 @@
           <w:noProof/>
           <w:lang w:val="en-US"/>
         </w:rPr>
-        <w:t>J. Geophys. Res. Biogeosciences</w:t>
+        <w:t>Nat. Commun.</w:t>
       </w:r>
       <w:r>
         <w:rPr>
@@ -2519,7 +4105,7 @@
           <w:noProof/>
           <w:lang w:val="en-US"/>
         </w:rPr>
-        <w:t xml:space="preserve"> 125, 1–14. doi:10.1029/2020jg005958.</w:t>
+        <w:t xml:space="preserve"> 12, 1–11. doi:10.1038/s41467-020-20627-w.</w:t>
       </w:r>
     </w:p>
     <w:p>
@@ -2532,6 +4118,7 @@
         <w:rPr>
           <w:rFonts w:ascii="Calibri" w:hAnsi="Calibri" w:cs="Calibri"/>
           <w:noProof/>
+          <w:lang w:val="en-US"/>
         </w:rPr>
       </w:pPr>
       <w:r>
@@ -2540,7 +4127,7 @@
           <w:noProof/>
           <w:lang w:val="en-US"/>
         </w:rPr>
-        <w:t xml:space="preserve">Telling, J., Anesio, A. M., Tranter, M., Fountain, A. G., Nylen, T., Hawkings, J., et al. (2014). Spring thaw ionic pulses boost nutrient availability and microbial growth in entombed Antarctic Dry Valley cryoconite holes. </w:t>
+        <w:t xml:space="preserve">Musilova, M., Tranter, M., Wadham, J., Telling, J., Tedstone, A., and Anesio, A. M. (2017). Microbially driven export of labile organic carbon from the Greenland ice sheet. </w:t>
       </w:r>
       <w:r>
         <w:rPr>
@@ -2550,7 +4137,7 @@
           <w:noProof/>
           <w:lang w:val="en-US"/>
         </w:rPr>
-        <w:t>Front. Microbiol.</w:t>
+        <w:t>Nat. Geosci.</w:t>
       </w:r>
       <w:r>
         <w:rPr>
@@ -2558,7 +4145,7 @@
           <w:noProof/>
           <w:lang w:val="en-US"/>
         </w:rPr>
-        <w:t xml:space="preserve"> 5, 1–15. doi:10.3389/fmicb.2014.00694.</w:t>
+        <w:t xml:space="preserve"> 10, 360–365. doi:10.1038/ngeo2920.</w:t>
       </w:r>
     </w:p>
     <w:p>
@@ -2568,18 +4155,37 @@
         <w:autoSpaceDN w:val="0"/>
         <w:adjustRightInd w:val="0"/>
         <w:ind w:left="480" w:hanging="480"/>
-      </w:pPr>
-      <w:r>
-        <w:fldChar w:fldCharType="end"/>
-      </w:r>
-    </w:p>
-    <w:p>
-      <w:pPr>
-        <w:pStyle w:val="Heading1"/>
-      </w:pPr>
-      <w:r>
-        <w:lastRenderedPageBreak/>
-        <w:t>Appendix</w:t>
+        <w:rPr>
+          <w:rFonts w:ascii="Calibri" w:hAnsi="Calibri" w:cs="Calibri"/>
+          <w:noProof/>
+          <w:lang w:val="en-US"/>
+        </w:rPr>
+      </w:pPr>
+      <w:r>
+        <w:rPr>
+          <w:rFonts w:ascii="Calibri" w:hAnsi="Calibri" w:cs="Calibri"/>
+          <w:noProof/>
+          <w:lang w:val="en-US"/>
+        </w:rPr>
+        <w:t xml:space="preserve">Samui, G., Antony, R., and Thamban, M. (2020). Fate of Dissolved Organic Carbon in Antarctic Surface Environments During Summer. </w:t>
+      </w:r>
+      <w:r>
+        <w:rPr>
+          <w:rFonts w:ascii="Calibri" w:hAnsi="Calibri" w:cs="Calibri"/>
+          <w:i/>
+          <w:iCs/>
+          <w:noProof/>
+          <w:lang w:val="en-US"/>
+        </w:rPr>
+        <w:t>J. Geophys. Res. Biogeosciences</w:t>
+      </w:r>
+      <w:r>
+        <w:rPr>
+          <w:rFonts w:ascii="Calibri" w:hAnsi="Calibri" w:cs="Calibri"/>
+          <w:noProof/>
+          <w:lang w:val="en-US"/>
+        </w:rPr>
+        <w:t xml:space="preserve"> 125, 1–14. doi:10.1029/2020jg005958.</w:t>
       </w:r>
     </w:p>
     <w:p>
@@ -2589,17 +4195,38 @@
         <w:autoSpaceDN w:val="0"/>
         <w:adjustRightInd w:val="0"/>
         <w:ind w:left="480" w:hanging="480"/>
-      </w:pPr>
-    </w:p>
-    <w:p>
-      <w:pPr>
-        <w:pStyle w:val="Heading2"/>
-      </w:pPr>
-      <w:r>
-        <w:t>Equipment List</w:t>
-      </w:r>
-    </w:p>
-    <w:p/>
+        <w:rPr>
+          <w:rFonts w:ascii="Calibri" w:hAnsi="Calibri" w:cs="Calibri"/>
+          <w:noProof/>
+        </w:rPr>
+      </w:pPr>
+      <w:r>
+        <w:rPr>
+          <w:rFonts w:ascii="Calibri" w:hAnsi="Calibri" w:cs="Calibri"/>
+          <w:noProof/>
+          <w:lang w:val="en-US"/>
+        </w:rPr>
+        <w:t xml:space="preserve">Telling, J., Anesio, A. M., Tranter, M., Fountain, A. G., Nylen, T., Hawkings, J., et al. (2014). Spring thaw ionic pulses boost nutrient availability and microbial growth in entombed Antarctic Dry Valley cryoconite holes. </w:t>
+      </w:r>
+      <w:r>
+        <w:rPr>
+          <w:rFonts w:ascii="Calibri" w:hAnsi="Calibri" w:cs="Calibri"/>
+          <w:i/>
+          <w:iCs/>
+          <w:noProof/>
+          <w:lang w:val="en-US"/>
+        </w:rPr>
+        <w:t>Front. Microbiol.</w:t>
+      </w:r>
+      <w:r>
+        <w:rPr>
+          <w:rFonts w:ascii="Calibri" w:hAnsi="Calibri" w:cs="Calibri"/>
+          <w:noProof/>
+          <w:lang w:val="en-US"/>
+        </w:rPr>
+        <w:t xml:space="preserve"> 5, 1–15. doi:10.3389/fmicb.2014.00694.</w:t>
+      </w:r>
+    </w:p>
     <w:p>
       <w:pPr>
         <w:widowControl w:val="0"/>
@@ -2608,13 +4235,16 @@
         <w:adjustRightInd w:val="0"/>
         <w:ind w:left="480" w:hanging="480"/>
       </w:pPr>
-    </w:p>
-    <w:p>
-      <w:pPr>
-        <w:pStyle w:val="Heading2"/>
-      </w:pPr>
-      <w:r>
-        <w:t xml:space="preserve">Sampling Strategy </w:t>
+      <w:r>
+        <w:fldChar w:fldCharType="end"/>
+      </w:r>
+    </w:p>
+    <w:p>
+      <w:pPr>
+        <w:pStyle w:val="Heading1"/>
+      </w:pPr>
+      <w:r>
+        <w:t>Appendix</w:t>
       </w:r>
     </w:p>
     <w:p>
@@ -2625,6 +4255,532 @@
         <w:adjustRightInd w:val="0"/>
         <w:ind w:left="480" w:hanging="480"/>
       </w:pPr>
+    </w:p>
+    <w:p>
+      <w:pPr>
+        <w:pStyle w:val="Heading2"/>
+      </w:pPr>
+      <w:r>
+        <w:t>Equipment List</w:t>
+      </w:r>
+    </w:p>
+    <w:p/>
+    <w:p>
+      <w:pPr>
+        <w:pStyle w:val="Heading3"/>
+      </w:pPr>
+      <w:r>
+        <w:lastRenderedPageBreak/>
+        <w:t>Field Sampling</w:t>
+      </w:r>
+    </w:p>
+    <w:p>
+      <w:r>
+        <w:t>Bodysuit x1</w:t>
+      </w:r>
+    </w:p>
+    <w:p>
+      <w:r>
+        <w:t>Latex gloves x10</w:t>
+      </w:r>
+    </w:p>
+    <w:p>
+      <w:r>
+        <w:t>GPS receiver x1</w:t>
+      </w:r>
+    </w:p>
+    <w:p>
+      <w:r>
+        <w:t>Thermometer x1</w:t>
+      </w:r>
+    </w:p>
+    <w:p>
+      <w:r>
+        <w:t>Ethanol</w:t>
+      </w:r>
+    </w:p>
+    <w:p>
+      <w:r>
+        <w:t>Sterile Teflon shovel x1</w:t>
+      </w:r>
+    </w:p>
+    <w:p>
+      <w:r>
+        <w:t xml:space="preserve">Sterile 3 L sampling bags x63 </w:t>
+      </w:r>
+    </w:p>
+    <w:p>
+      <w:r>
+        <w:t>Sterile 1 L sampling bags x33</w:t>
+      </w:r>
+    </w:p>
+    <w:p>
+      <w:r>
+        <w:t>Combusted glass jars with caps x27</w:t>
+      </w:r>
+    </w:p>
+    <w:p>
+      <w:r>
+        <w:t>Combusted foil for glass jar caps x27</w:t>
+      </w:r>
+    </w:p>
+    <w:p>
+      <w:r>
+        <w:t>Ice corer x1</w:t>
+      </w:r>
+    </w:p>
+    <w:p>
+      <w:r>
+        <w:t>A</w:t>
+      </w:r>
+      <w:r>
+        <w:t>utoclaved Milli-Q water</w:t>
+      </w:r>
+      <w:r>
+        <w:t xml:space="preserve"> x18 L</w:t>
+      </w:r>
+    </w:p>
+    <w:p/>
+    <w:p>
+      <w:r>
+        <w:t>12 snow microbial samples 16S/18S = 3L snow x 12</w:t>
+      </w:r>
+    </w:p>
+    <w:p>
+      <w:r>
+        <w:t>12 ice microbial samples 16S/18S = 3L snow x 12</w:t>
+      </w:r>
+    </w:p>
+    <w:p>
+      <w:r>
+        <w:t xml:space="preserve">3 snow samples for </w:t>
+      </w:r>
+      <w:proofErr w:type="gramStart"/>
+      <w:r>
+        <w:t>metagenomics  =</w:t>
+      </w:r>
+      <w:proofErr w:type="gramEnd"/>
+      <w:r>
+        <w:t xml:space="preserve"> 3L snow x 3</w:t>
+      </w:r>
+    </w:p>
+    <w:p>
+      <w:r>
+        <w:t xml:space="preserve">3 ice samples for </w:t>
+      </w:r>
+      <w:proofErr w:type="spellStart"/>
+      <w:r>
+        <w:t>metatranscriptomics</w:t>
+      </w:r>
+      <w:proofErr w:type="spellEnd"/>
+    </w:p>
+    <w:p>
+      <w:r>
+        <w:t>3 snow samples for BONCAT</w:t>
+      </w:r>
+    </w:p>
+    <w:p>
+      <w:r>
+        <w:t>3 ice samples for BONCAT</w:t>
+      </w:r>
+    </w:p>
+    <w:p/>
+    <w:p/>
+    <w:p>
+      <w:pPr>
+        <w:pStyle w:val="Heading3"/>
+      </w:pPr>
+      <w:r>
+        <w:t>Field Lab Processing</w:t>
+      </w:r>
+    </w:p>
+    <w:p>
+      <w:r>
+        <w:t>pH meter</w:t>
+      </w:r>
+    </w:p>
+    <w:p>
+      <w:r>
+        <w:t>Conductivity meter</w:t>
+      </w:r>
+    </w:p>
+    <w:p>
+      <w:r>
+        <w:t>0.2 µm 47 mm filter</w:t>
+      </w:r>
+      <w:r>
+        <w:t>s x62</w:t>
+      </w:r>
+    </w:p>
+    <w:p>
+      <w:r>
+        <w:t>Sterile filtration unit x62</w:t>
+      </w:r>
+    </w:p>
+    <w:p>
+      <w:r>
+        <w:t>Sterile bead-beating tubes x60</w:t>
+      </w:r>
+    </w:p>
+    <w:p>
+      <w:r>
+        <w:t xml:space="preserve">100 </w:t>
+      </w:r>
+      <w:r>
+        <w:sym w:font="Symbol" w:char="F06D"/>
+      </w:r>
+      <w:r>
+        <w:t>m filter and sterile filtration unit x6</w:t>
+      </w:r>
+    </w:p>
+    <w:p>
+      <w:r>
+        <w:t>L-homopropargylglycine (HPG)</w:t>
+      </w:r>
+    </w:p>
+    <w:p>
+      <w:r>
+        <w:t>Dimethyl Sulfoxide</w:t>
+      </w:r>
+    </w:p>
+    <w:p>
+      <w:r>
+        <w:t>Containers for BONCAT incubations x30</w:t>
+      </w:r>
+    </w:p>
+    <w:p>
+      <w:r>
+        <w:t>Formaldehyde</w:t>
+      </w:r>
+    </w:p>
+    <w:p>
+      <w:r>
+        <w:t>Chloramphenicol</w:t>
+      </w:r>
+    </w:p>
+    <w:p>
+      <w:r>
+        <w:t>Glass filtration unit</w:t>
+      </w:r>
+    </w:p>
+    <w:p>
+      <w:r>
+        <w:t>F</w:t>
+      </w:r>
+      <w:r>
+        <w:t xml:space="preserve">urnaced 47mm, 0.7 </w:t>
+      </w:r>
+      <w:r>
+        <w:sym w:font="Symbol" w:char="F06D"/>
+      </w:r>
+      <w:r>
+        <w:t>m GF/F</w:t>
+      </w:r>
+      <w:r>
+        <w:t xml:space="preserve"> x27</w:t>
+      </w:r>
+    </w:p>
+    <w:p>
+      <w:r>
+        <w:t>F</w:t>
+      </w:r>
+      <w:r>
+        <w:t>urnaced amber glass vial</w:t>
+      </w:r>
+      <w:r>
+        <w:t>s x27</w:t>
+      </w:r>
+    </w:p>
+    <w:p>
+      <w:proofErr w:type="spellStart"/>
+      <w:r>
+        <w:t>HCl</w:t>
+      </w:r>
+      <w:proofErr w:type="spellEnd"/>
+    </w:p>
+    <w:p>
+      <w:r>
+        <w:t>Syringe x30</w:t>
+      </w:r>
+    </w:p>
+    <w:p>
+      <w:r>
+        <w:t>Plastic tubing x30</w:t>
+      </w:r>
+    </w:p>
+    <w:p>
+      <w:r>
+        <w:t xml:space="preserve">0.2 </w:t>
+      </w:r>
+      <w:r>
+        <w:sym w:font="Symbol" w:char="F06D"/>
+      </w:r>
+      <w:r>
+        <w:t>m 13mm polypropylene filter or 25mm cellulose acetate x30</w:t>
+      </w:r>
+    </w:p>
+    <w:p>
+      <w:r>
+        <w:t>High-density polyethylene plastic bottle x30</w:t>
+      </w:r>
+    </w:p>
+    <w:p/>
+    <w:p>
+      <w:pPr>
+        <w:pStyle w:val="Heading3"/>
+      </w:pPr>
+      <w:r>
+        <w:t>UK/France Lab Processing</w:t>
+      </w:r>
+    </w:p>
+    <w:p>
+      <w:r>
+        <w:t>Shimadzu TOC-L Organic Carbon Analyzer with a high-sensitivity catalyst</w:t>
+      </w:r>
+    </w:p>
+    <w:p>
+      <w:proofErr w:type="spellStart"/>
+      <w:r>
+        <w:t>HCl</w:t>
+      </w:r>
+      <w:proofErr w:type="spellEnd"/>
+    </w:p>
+    <w:p>
+      <w:r>
+        <w:t xml:space="preserve">Catalytic </w:t>
+      </w:r>
+      <w:proofErr w:type="spellStart"/>
+      <w:r>
+        <w:t>combuster</w:t>
+      </w:r>
+      <w:proofErr w:type="spellEnd"/>
+    </w:p>
+    <w:p>
+      <w:r>
+        <w:lastRenderedPageBreak/>
+        <w:t>Purified potassium persulfate</w:t>
+      </w:r>
+    </w:p>
+    <w:p>
+      <w:r>
+        <w:t>Sodium hydroxide</w:t>
+      </w:r>
+    </w:p>
+    <w:p>
+      <w:r>
+        <w:t>Boric acid reagent</w:t>
+      </w:r>
+    </w:p>
+    <w:p>
+      <w:r>
+        <w:t>Autoclave</w:t>
+      </w:r>
+    </w:p>
+    <w:p>
+      <w:r>
+        <w:t>Automated colorimetric flow injection analyser (Seal AQ2)</w:t>
+      </w:r>
+    </w:p>
+    <w:p>
+      <w:r>
+        <w:rPr>
+          <w:rStyle w:val="acopre"/>
+        </w:rPr>
+        <w:t>Inductively coupled plasma optical emission spectroscopy</w:t>
+      </w:r>
+      <w:r>
+        <w:t xml:space="preserve"> </w:t>
+      </w:r>
+      <w:r>
+        <w:t>equipment (</w:t>
+      </w:r>
+      <w:r>
+        <w:t>ICP-OES</w:t>
+      </w:r>
+      <w:r>
+        <w:t>)</w:t>
+      </w:r>
+      <w:r>
+        <w:t xml:space="preserve"> (Varian Vista-Pro)</w:t>
+      </w:r>
+    </w:p>
+    <w:p>
+      <w:r>
+        <w:rPr>
+          <w:rStyle w:val="hgkelc"/>
+        </w:rPr>
+        <w:t>Inductively coupled plasma mass spectrometry equipment (</w:t>
+      </w:r>
+      <w:r>
+        <w:t>ICP-MS)</w:t>
+      </w:r>
+    </w:p>
+    <w:p>
+      <w:r>
+        <w:t>Ion chromatography (IC) equipment (Dionex-ICS2500)</w:t>
+      </w:r>
+    </w:p>
+    <w:p>
+      <w:r>
+        <w:t>Automated photometric analyser</w:t>
+      </w:r>
+    </w:p>
+    <w:p>
+      <w:proofErr w:type="spellStart"/>
+      <w:r>
+        <w:t>AllPrep</w:t>
+      </w:r>
+      <w:proofErr w:type="spellEnd"/>
+      <w:r>
+        <w:t xml:space="preserve"> DNA/RNA/miRNA Universal kit x</w:t>
+      </w:r>
+    </w:p>
+    <w:p>
+      <w:r>
+        <w:t>cDNA Synthesis Kit</w:t>
+      </w:r>
+    </w:p>
+    <w:p>
+      <w:r>
+        <w:t>Centrifuge</w:t>
+      </w:r>
+    </w:p>
+    <w:p>
+      <w:r>
+        <w:t>Phosphate buffered saline</w:t>
+      </w:r>
+    </w:p>
+    <w:p>
+      <w:r>
+        <w:t>Ethanol</w:t>
+      </w:r>
+    </w:p>
+    <w:p>
+      <w:r>
+        <w:t xml:space="preserve">Copper </w:t>
+      </w:r>
+      <w:proofErr w:type="spellStart"/>
+      <w:r>
+        <w:t>sulfate</w:t>
+      </w:r>
+      <w:proofErr w:type="spellEnd"/>
+    </w:p>
+    <w:p>
+      <w:proofErr w:type="spellStart"/>
+      <w:r>
+        <w:t>MilliQ</w:t>
+      </w:r>
+      <w:proofErr w:type="spellEnd"/>
+      <w:r>
+        <w:t xml:space="preserve"> water</w:t>
+      </w:r>
+    </w:p>
+    <w:p>
+      <w:r>
+        <w:t xml:space="preserve">Tris </w:t>
+      </w:r>
+      <w:r>
+        <w:t>﻿[(1-hydroxypropyl-1H-1,2,3-triazol-4-</w:t>
+      </w:r>
+      <w:proofErr w:type="gramStart"/>
+      <w:r>
+        <w:t>yl)methyl</w:t>
+      </w:r>
+      <w:proofErr w:type="gramEnd"/>
+      <w:r>
+        <w:t>]</w:t>
+      </w:r>
+      <w:r>
+        <w:t xml:space="preserve"> amine (THPTA)</w:t>
+      </w:r>
+    </w:p>
+    <w:p>
+      <w:r>
+        <w:t>Freezer</w:t>
+      </w:r>
+    </w:p>
+    <w:p>
+      <w:r>
+        <w:t>Sodium ascorbate</w:t>
+      </w:r>
+    </w:p>
+    <w:p>
+      <w:r>
+        <w:t>Aminoguanidine hydrochloride</w:t>
+      </w:r>
+    </w:p>
+    <w:p>
+      <w:r>
+        <w:t>Dark space for click chemistry reaction</w:t>
+      </w:r>
+    </w:p>
+    <w:p>
+      <w:proofErr w:type="spellStart"/>
+      <w:r>
+        <w:t>Azide</w:t>
+      </w:r>
+      <w:proofErr w:type="spellEnd"/>
+      <w:r>
+        <w:t xml:space="preserve"> dyes</w:t>
+      </w:r>
+    </w:p>
+    <w:p>
+      <w:r>
+        <w:t>Eppendorf tubes</w:t>
+      </w:r>
+    </w:p>
+    <w:p>
+      <w:r>
+        <w:t>Flow cytometer (with a Blue laser 488nm and Red laser 638 nm)</w:t>
+      </w:r>
+    </w:p>
+    <w:p>
+      <w:r>
+        <w:t>Beat-beating tubes</w:t>
+      </w:r>
+    </w:p>
+    <w:p>
+      <w:r>
+        <w:t>Extraction buffer</w:t>
+      </w:r>
+    </w:p>
+    <w:p>
+      <w:r>
+        <w:t>Lysing enzyme</w:t>
+      </w:r>
+    </w:p>
+    <w:p>
+      <w:r>
+        <w:t>Chloroform</w:t>
+      </w:r>
+    </w:p>
+    <w:p>
+      <w:r>
+        <w:t>Isoamyl alcohol</w:t>
+      </w:r>
+    </w:p>
+    <w:p>
+      <w:r>
+        <w:t>Isopropanol</w:t>
+      </w:r>
+    </w:p>
+    <w:p/>
+    <w:p>
+      <w:pPr>
+        <w:widowControl w:val="0"/>
+        <w:autoSpaceDE w:val="0"/>
+        <w:autoSpaceDN w:val="0"/>
+        <w:adjustRightInd w:val="0"/>
+        <w:ind w:left="480" w:hanging="480"/>
+      </w:pPr>
+    </w:p>
+    <w:p>
+      <w:pPr>
+        <w:pStyle w:val="Heading2"/>
+      </w:pPr>
+      <w:r>
+        <w:t xml:space="preserve">Sampling Strategy </w:t>
+      </w:r>
     </w:p>
     <w:p>
       <w:pPr>
@@ -2644,14 +4800,16 @@
         <w:ind w:left="480" w:hanging="480"/>
         <w:jc w:val="center"/>
       </w:pPr>
+      <w:bookmarkStart w:id="0" w:name="_GoBack"/>
       <w:r>
         <w:rPr>
           <w:noProof/>
         </w:rPr>
+        <w:lastRenderedPageBreak/>
         <w:drawing>
           <wp:inline distT="0" distB="0" distL="0" distR="0" wp14:anchorId="796A0826" wp14:editId="73C7901D">
-            <wp:extent cx="5727700" cy="3669030"/>
-            <wp:effectExtent l="0" t="0" r="0" b="1270"/>
+            <wp:extent cx="5548763" cy="3554408"/>
+            <wp:effectExtent l="0" t="0" r="1270" b="1905"/>
             <wp:docPr id="2" name="Picture 2"/>
             <wp:cNvGraphicFramePr>
               <a:graphicFrameLocks xmlns:a="http://schemas.openxmlformats.org/drawingml/2006/main" noChangeAspect="1"/>
@@ -2678,7 +4836,7 @@
                   <pic:spPr>
                     <a:xfrm>
                       <a:off x="0" y="0"/>
-                      <a:ext cx="5727700" cy="3669030"/>
+                      <a:ext cx="5617164" cy="3598224"/>
                     </a:xfrm>
                     <a:prstGeom prst="rect">
                       <a:avLst/>
@@ -2690,6 +4848,7 @@
           </wp:inline>
         </w:drawing>
       </w:r>
+      <w:bookmarkEnd w:id="0"/>
     </w:p>
     <w:p>
       <w:pPr>
@@ -3864,7 +6023,6 @@
                 <w:sz w:val="20"/>
                 <w:szCs w:val="20"/>
               </w:rPr>
-              <w:lastRenderedPageBreak/>
               <w:t>1 L ice</w:t>
             </w:r>
           </w:p>
@@ -3886,7 +6044,6 @@
                 <w:sz w:val="20"/>
                 <w:szCs w:val="20"/>
               </w:rPr>
-              <w:lastRenderedPageBreak/>
               <w:t>1 L snow</w:t>
             </w:r>
           </w:p>
@@ -3903,7 +6060,6 @@
                 <w:sz w:val="20"/>
                 <w:szCs w:val="20"/>
               </w:rPr>
-              <w:lastRenderedPageBreak/>
               <w:t>1 L ice</w:t>
             </w:r>
           </w:p>
@@ -3930,7 +6086,6 @@
                 <w:sz w:val="20"/>
                 <w:szCs w:val="20"/>
               </w:rPr>
-              <w:lastRenderedPageBreak/>
               <w:t>B1</w:t>
             </w:r>
           </w:p>
@@ -4642,6 +6797,7 @@
                 <w:sz w:val="20"/>
                 <w:szCs w:val="20"/>
               </w:rPr>
+              <w:lastRenderedPageBreak/>
               <w:t>B4</w:t>
             </w:r>
           </w:p>
@@ -6213,7 +8369,6 @@
               <w:rPr>
                 <w:u w:val="single"/>
               </w:rPr>
-              <w:lastRenderedPageBreak/>
               <w:t>DOC</w:t>
             </w:r>
           </w:p>
@@ -6429,6 +8584,7 @@
               <w:rPr>
                 <w:u w:val="single"/>
               </w:rPr>
+              <w:lastRenderedPageBreak/>
               <w:t>TOC</w:t>
             </w:r>
           </w:p>
@@ -7326,7 +9482,6 @@
               <w:rPr>
                 <w:u w:val="single"/>
               </w:rPr>
-              <w:lastRenderedPageBreak/>
               <w:t>SO</w:t>
             </w:r>
             <w:r>
@@ -7520,6 +9675,7 @@
               <w:rPr>
                 <w:u w:val="single"/>
               </w:rPr>
+              <w:lastRenderedPageBreak/>
               <w:t>Cl</w:t>
             </w:r>
             <w:r>
@@ -8202,7 +10358,6 @@
                 <w:sz w:val="20"/>
                 <w:szCs w:val="20"/>
               </w:rPr>
-              <w:lastRenderedPageBreak/>
               <w:t xml:space="preserve">Sterile </w:t>
             </w:r>
             <w:proofErr w:type="spellStart"/>
@@ -8503,6 +10658,7 @@
                 <w:sz w:val="20"/>
                 <w:szCs w:val="20"/>
               </w:rPr>
+              <w:lastRenderedPageBreak/>
               <w:t>250mL glass bottle</w:t>
             </w:r>
             <w:r>
@@ -10411,6 +12567,119 @@
     </w:lvl>
   </w:abstractNum>
   <w:abstractNum w:abstractNumId="8" w15:restartNumberingAfterBreak="0">
+    <w:nsid w:val="1EDD4CED"/>
+    <w:multiLevelType w:val="hybridMultilevel"/>
+    <w:tmpl w:val="E6DC4B0A"/>
+    <w:lvl w:ilvl="0" w:tplc="04090001">
+      <w:start w:val="1"/>
+      <w:numFmt w:val="bullet"/>
+      <w:lvlText w:val=""/>
+      <w:lvlJc w:val="left"/>
+      <w:pPr>
+        <w:ind w:left="720" w:hanging="360"/>
+      </w:pPr>
+      <w:rPr>
+        <w:rFonts w:ascii="Symbol" w:hAnsi="Symbol" w:hint="default"/>
+      </w:rPr>
+    </w:lvl>
+    <w:lvl w:ilvl="1" w:tplc="04090003" w:tentative="1">
+      <w:start w:val="1"/>
+      <w:numFmt w:val="bullet"/>
+      <w:lvlText w:val="o"/>
+      <w:lvlJc w:val="left"/>
+      <w:pPr>
+        <w:ind w:left="1440" w:hanging="360"/>
+      </w:pPr>
+      <w:rPr>
+        <w:rFonts w:ascii="Courier New" w:hAnsi="Courier New" w:cs="Courier New" w:hint="default"/>
+      </w:rPr>
+    </w:lvl>
+    <w:lvl w:ilvl="2" w:tplc="04090005" w:tentative="1">
+      <w:start w:val="1"/>
+      <w:numFmt w:val="bullet"/>
+      <w:lvlText w:val=""/>
+      <w:lvlJc w:val="left"/>
+      <w:pPr>
+        <w:ind w:left="2160" w:hanging="360"/>
+      </w:pPr>
+      <w:rPr>
+        <w:rFonts w:ascii="Wingdings" w:hAnsi="Wingdings" w:hint="default"/>
+      </w:rPr>
+    </w:lvl>
+    <w:lvl w:ilvl="3" w:tplc="04090001" w:tentative="1">
+      <w:start w:val="1"/>
+      <w:numFmt w:val="bullet"/>
+      <w:lvlText w:val=""/>
+      <w:lvlJc w:val="left"/>
+      <w:pPr>
+        <w:ind w:left="2880" w:hanging="360"/>
+      </w:pPr>
+      <w:rPr>
+        <w:rFonts w:ascii="Symbol" w:hAnsi="Symbol" w:hint="default"/>
+      </w:rPr>
+    </w:lvl>
+    <w:lvl w:ilvl="4" w:tplc="04090003" w:tentative="1">
+      <w:start w:val="1"/>
+      <w:numFmt w:val="bullet"/>
+      <w:lvlText w:val="o"/>
+      <w:lvlJc w:val="left"/>
+      <w:pPr>
+        <w:ind w:left="3600" w:hanging="360"/>
+      </w:pPr>
+      <w:rPr>
+        <w:rFonts w:ascii="Courier New" w:hAnsi="Courier New" w:cs="Courier New" w:hint="default"/>
+      </w:rPr>
+    </w:lvl>
+    <w:lvl w:ilvl="5" w:tplc="04090005" w:tentative="1">
+      <w:start w:val="1"/>
+      <w:numFmt w:val="bullet"/>
+      <w:lvlText w:val=""/>
+      <w:lvlJc w:val="left"/>
+      <w:pPr>
+        <w:ind w:left="4320" w:hanging="360"/>
+      </w:pPr>
+      <w:rPr>
+        <w:rFonts w:ascii="Wingdings" w:hAnsi="Wingdings" w:hint="default"/>
+      </w:rPr>
+    </w:lvl>
+    <w:lvl w:ilvl="6" w:tplc="04090001" w:tentative="1">
+      <w:start w:val="1"/>
+      <w:numFmt w:val="bullet"/>
+      <w:lvlText w:val=""/>
+      <w:lvlJc w:val="left"/>
+      <w:pPr>
+        <w:ind w:left="5040" w:hanging="360"/>
+      </w:pPr>
+      <w:rPr>
+        <w:rFonts w:ascii="Symbol" w:hAnsi="Symbol" w:hint="default"/>
+      </w:rPr>
+    </w:lvl>
+    <w:lvl w:ilvl="7" w:tplc="04090003" w:tentative="1">
+      <w:start w:val="1"/>
+      <w:numFmt w:val="bullet"/>
+      <w:lvlText w:val="o"/>
+      <w:lvlJc w:val="left"/>
+      <w:pPr>
+        <w:ind w:left="5760" w:hanging="360"/>
+      </w:pPr>
+      <w:rPr>
+        <w:rFonts w:ascii="Courier New" w:hAnsi="Courier New" w:cs="Courier New" w:hint="default"/>
+      </w:rPr>
+    </w:lvl>
+    <w:lvl w:ilvl="8" w:tplc="04090005" w:tentative="1">
+      <w:start w:val="1"/>
+      <w:numFmt w:val="bullet"/>
+      <w:lvlText w:val=""/>
+      <w:lvlJc w:val="left"/>
+      <w:pPr>
+        <w:ind w:left="6480" w:hanging="360"/>
+      </w:pPr>
+      <w:rPr>
+        <w:rFonts w:ascii="Wingdings" w:hAnsi="Wingdings" w:hint="default"/>
+      </w:rPr>
+    </w:lvl>
+  </w:abstractNum>
+  <w:abstractNum w:abstractNumId="9" w15:restartNumberingAfterBreak="0">
     <w:nsid w:val="22280830"/>
     <w:multiLevelType w:val="hybridMultilevel"/>
     <w:tmpl w:val="8EEA474A"/>
@@ -10496,7 +12765,93 @@
       </w:pPr>
     </w:lvl>
   </w:abstractNum>
-  <w:abstractNum w:abstractNumId="9" w15:restartNumberingAfterBreak="0">
+  <w:abstractNum w:abstractNumId="10" w15:restartNumberingAfterBreak="0">
+    <w:nsid w:val="287A0CB2"/>
+    <w:multiLevelType w:val="hybridMultilevel"/>
+    <w:tmpl w:val="7548CD3A"/>
+    <w:lvl w:ilvl="0" w:tplc="0409000F">
+      <w:start w:val="1"/>
+      <w:numFmt w:val="decimal"/>
+      <w:lvlText w:val="%1."/>
+      <w:lvlJc w:val="left"/>
+      <w:pPr>
+        <w:ind w:left="720" w:hanging="360"/>
+      </w:pPr>
+    </w:lvl>
+    <w:lvl w:ilvl="1" w:tplc="04090019" w:tentative="1">
+      <w:start w:val="1"/>
+      <w:numFmt w:val="lowerLetter"/>
+      <w:lvlText w:val="%2."/>
+      <w:lvlJc w:val="left"/>
+      <w:pPr>
+        <w:ind w:left="1440" w:hanging="360"/>
+      </w:pPr>
+    </w:lvl>
+    <w:lvl w:ilvl="2" w:tplc="0409001B" w:tentative="1">
+      <w:start w:val="1"/>
+      <w:numFmt w:val="lowerRoman"/>
+      <w:lvlText w:val="%3."/>
+      <w:lvlJc w:val="right"/>
+      <w:pPr>
+        <w:ind w:left="2160" w:hanging="180"/>
+      </w:pPr>
+    </w:lvl>
+    <w:lvl w:ilvl="3" w:tplc="0409000F" w:tentative="1">
+      <w:start w:val="1"/>
+      <w:numFmt w:val="decimal"/>
+      <w:lvlText w:val="%4."/>
+      <w:lvlJc w:val="left"/>
+      <w:pPr>
+        <w:ind w:left="2880" w:hanging="360"/>
+      </w:pPr>
+    </w:lvl>
+    <w:lvl w:ilvl="4" w:tplc="04090019" w:tentative="1">
+      <w:start w:val="1"/>
+      <w:numFmt w:val="lowerLetter"/>
+      <w:lvlText w:val="%5."/>
+      <w:lvlJc w:val="left"/>
+      <w:pPr>
+        <w:ind w:left="3600" w:hanging="360"/>
+      </w:pPr>
+    </w:lvl>
+    <w:lvl w:ilvl="5" w:tplc="0409001B" w:tentative="1">
+      <w:start w:val="1"/>
+      <w:numFmt w:val="lowerRoman"/>
+      <w:lvlText w:val="%6."/>
+      <w:lvlJc w:val="right"/>
+      <w:pPr>
+        <w:ind w:left="4320" w:hanging="180"/>
+      </w:pPr>
+    </w:lvl>
+    <w:lvl w:ilvl="6" w:tplc="0409000F" w:tentative="1">
+      <w:start w:val="1"/>
+      <w:numFmt w:val="decimal"/>
+      <w:lvlText w:val="%7."/>
+      <w:lvlJc w:val="left"/>
+      <w:pPr>
+        <w:ind w:left="5040" w:hanging="360"/>
+      </w:pPr>
+    </w:lvl>
+    <w:lvl w:ilvl="7" w:tplc="04090019" w:tentative="1">
+      <w:start w:val="1"/>
+      <w:numFmt w:val="lowerLetter"/>
+      <w:lvlText w:val="%8."/>
+      <w:lvlJc w:val="left"/>
+      <w:pPr>
+        <w:ind w:left="5760" w:hanging="360"/>
+      </w:pPr>
+    </w:lvl>
+    <w:lvl w:ilvl="8" w:tplc="0409001B" w:tentative="1">
+      <w:start w:val="1"/>
+      <w:numFmt w:val="lowerRoman"/>
+      <w:lvlText w:val="%9."/>
+      <w:lvlJc w:val="right"/>
+      <w:pPr>
+        <w:ind w:left="6480" w:hanging="180"/>
+      </w:pPr>
+    </w:lvl>
+  </w:abstractNum>
+  <w:abstractNum w:abstractNumId="11" w15:restartNumberingAfterBreak="0">
     <w:nsid w:val="327C78F8"/>
     <w:multiLevelType w:val="hybridMultilevel"/>
     <w:tmpl w:val="1262B9BC"/>
@@ -10582,7 +12937,7 @@
       </w:pPr>
     </w:lvl>
   </w:abstractNum>
-  <w:abstractNum w:abstractNumId="10" w15:restartNumberingAfterBreak="0">
+  <w:abstractNum w:abstractNumId="12" w15:restartNumberingAfterBreak="0">
     <w:nsid w:val="3760253C"/>
     <w:multiLevelType w:val="hybridMultilevel"/>
     <w:tmpl w:val="B1080A4E"/>
@@ -10668,7 +13023,7 @@
       </w:pPr>
     </w:lvl>
   </w:abstractNum>
-  <w:abstractNum w:abstractNumId="11" w15:restartNumberingAfterBreak="0">
+  <w:abstractNum w:abstractNumId="13" w15:restartNumberingAfterBreak="0">
     <w:nsid w:val="37835F86"/>
     <w:multiLevelType w:val="hybridMultilevel"/>
     <w:tmpl w:val="DF2647FA"/>
@@ -10754,7 +13109,7 @@
       </w:pPr>
     </w:lvl>
   </w:abstractNum>
-  <w:abstractNum w:abstractNumId="12" w15:restartNumberingAfterBreak="0">
+  <w:abstractNum w:abstractNumId="14" w15:restartNumberingAfterBreak="0">
     <w:nsid w:val="3A53525D"/>
     <w:multiLevelType w:val="hybridMultilevel"/>
     <w:tmpl w:val="079E9904"/>
@@ -10840,7 +13195,7 @@
       </w:pPr>
     </w:lvl>
   </w:abstractNum>
-  <w:abstractNum w:abstractNumId="13" w15:restartNumberingAfterBreak="0">
+  <w:abstractNum w:abstractNumId="15" w15:restartNumberingAfterBreak="0">
     <w:nsid w:val="4101033D"/>
     <w:multiLevelType w:val="multilevel"/>
     <w:tmpl w:val="0409001D"/>
@@ -10926,7 +13281,7 @@
       </w:pPr>
     </w:lvl>
   </w:abstractNum>
-  <w:abstractNum w:abstractNumId="14" w15:restartNumberingAfterBreak="0">
+  <w:abstractNum w:abstractNumId="16" w15:restartNumberingAfterBreak="0">
     <w:nsid w:val="436A0DE5"/>
     <w:multiLevelType w:val="hybridMultilevel"/>
     <w:tmpl w:val="9CFA9B26"/>
@@ -11039,7 +13394,120 @@
       </w:rPr>
     </w:lvl>
   </w:abstractNum>
-  <w:abstractNum w:abstractNumId="15" w15:restartNumberingAfterBreak="0">
+  <w:abstractNum w:abstractNumId="17" w15:restartNumberingAfterBreak="0">
+    <w:nsid w:val="4C617BCB"/>
+    <w:multiLevelType w:val="hybridMultilevel"/>
+    <w:tmpl w:val="C8EED93A"/>
+    <w:lvl w:ilvl="0" w:tplc="04090001">
+      <w:start w:val="1"/>
+      <w:numFmt w:val="bullet"/>
+      <w:lvlText w:val=""/>
+      <w:lvlJc w:val="left"/>
+      <w:pPr>
+        <w:ind w:left="720" w:hanging="360"/>
+      </w:pPr>
+      <w:rPr>
+        <w:rFonts w:ascii="Symbol" w:hAnsi="Symbol" w:hint="default"/>
+      </w:rPr>
+    </w:lvl>
+    <w:lvl w:ilvl="1" w:tplc="04090003" w:tentative="1">
+      <w:start w:val="1"/>
+      <w:numFmt w:val="bullet"/>
+      <w:lvlText w:val="o"/>
+      <w:lvlJc w:val="left"/>
+      <w:pPr>
+        <w:ind w:left="1440" w:hanging="360"/>
+      </w:pPr>
+      <w:rPr>
+        <w:rFonts w:ascii="Courier New" w:hAnsi="Courier New" w:cs="Courier New" w:hint="default"/>
+      </w:rPr>
+    </w:lvl>
+    <w:lvl w:ilvl="2" w:tplc="04090005" w:tentative="1">
+      <w:start w:val="1"/>
+      <w:numFmt w:val="bullet"/>
+      <w:lvlText w:val=""/>
+      <w:lvlJc w:val="left"/>
+      <w:pPr>
+        <w:ind w:left="2160" w:hanging="360"/>
+      </w:pPr>
+      <w:rPr>
+        <w:rFonts w:ascii="Wingdings" w:hAnsi="Wingdings" w:hint="default"/>
+      </w:rPr>
+    </w:lvl>
+    <w:lvl w:ilvl="3" w:tplc="04090001" w:tentative="1">
+      <w:start w:val="1"/>
+      <w:numFmt w:val="bullet"/>
+      <w:lvlText w:val=""/>
+      <w:lvlJc w:val="left"/>
+      <w:pPr>
+        <w:ind w:left="2880" w:hanging="360"/>
+      </w:pPr>
+      <w:rPr>
+        <w:rFonts w:ascii="Symbol" w:hAnsi="Symbol" w:hint="default"/>
+      </w:rPr>
+    </w:lvl>
+    <w:lvl w:ilvl="4" w:tplc="04090003" w:tentative="1">
+      <w:start w:val="1"/>
+      <w:numFmt w:val="bullet"/>
+      <w:lvlText w:val="o"/>
+      <w:lvlJc w:val="left"/>
+      <w:pPr>
+        <w:ind w:left="3600" w:hanging="360"/>
+      </w:pPr>
+      <w:rPr>
+        <w:rFonts w:ascii="Courier New" w:hAnsi="Courier New" w:cs="Courier New" w:hint="default"/>
+      </w:rPr>
+    </w:lvl>
+    <w:lvl w:ilvl="5" w:tplc="04090005" w:tentative="1">
+      <w:start w:val="1"/>
+      <w:numFmt w:val="bullet"/>
+      <w:lvlText w:val=""/>
+      <w:lvlJc w:val="left"/>
+      <w:pPr>
+        <w:ind w:left="4320" w:hanging="360"/>
+      </w:pPr>
+      <w:rPr>
+        <w:rFonts w:ascii="Wingdings" w:hAnsi="Wingdings" w:hint="default"/>
+      </w:rPr>
+    </w:lvl>
+    <w:lvl w:ilvl="6" w:tplc="04090001" w:tentative="1">
+      <w:start w:val="1"/>
+      <w:numFmt w:val="bullet"/>
+      <w:lvlText w:val=""/>
+      <w:lvlJc w:val="left"/>
+      <w:pPr>
+        <w:ind w:left="5040" w:hanging="360"/>
+      </w:pPr>
+      <w:rPr>
+        <w:rFonts w:ascii="Symbol" w:hAnsi="Symbol" w:hint="default"/>
+      </w:rPr>
+    </w:lvl>
+    <w:lvl w:ilvl="7" w:tplc="04090003" w:tentative="1">
+      <w:start w:val="1"/>
+      <w:numFmt w:val="bullet"/>
+      <w:lvlText w:val="o"/>
+      <w:lvlJc w:val="left"/>
+      <w:pPr>
+        <w:ind w:left="5760" w:hanging="360"/>
+      </w:pPr>
+      <w:rPr>
+        <w:rFonts w:ascii="Courier New" w:hAnsi="Courier New" w:cs="Courier New" w:hint="default"/>
+      </w:rPr>
+    </w:lvl>
+    <w:lvl w:ilvl="8" w:tplc="04090005" w:tentative="1">
+      <w:start w:val="1"/>
+      <w:numFmt w:val="bullet"/>
+      <w:lvlText w:val=""/>
+      <w:lvlJc w:val="left"/>
+      <w:pPr>
+        <w:ind w:left="6480" w:hanging="360"/>
+      </w:pPr>
+      <w:rPr>
+        <w:rFonts w:ascii="Wingdings" w:hAnsi="Wingdings" w:hint="default"/>
+      </w:rPr>
+    </w:lvl>
+  </w:abstractNum>
+  <w:abstractNum w:abstractNumId="18" w15:restartNumberingAfterBreak="0">
     <w:nsid w:val="530E74F0"/>
     <w:multiLevelType w:val="multilevel"/>
     <w:tmpl w:val="0409001D"/>
@@ -11125,7 +13593,7 @@
       </w:pPr>
     </w:lvl>
   </w:abstractNum>
-  <w:abstractNum w:abstractNumId="16" w15:restartNumberingAfterBreak="0">
+  <w:abstractNum w:abstractNumId="19" w15:restartNumberingAfterBreak="0">
     <w:nsid w:val="57192580"/>
     <w:multiLevelType w:val="multilevel"/>
     <w:tmpl w:val="0409001D"/>
@@ -11211,7 +13679,7 @@
       </w:pPr>
     </w:lvl>
   </w:abstractNum>
-  <w:abstractNum w:abstractNumId="17" w15:restartNumberingAfterBreak="0">
+  <w:abstractNum w:abstractNumId="20" w15:restartNumberingAfterBreak="0">
     <w:nsid w:val="590C632E"/>
     <w:multiLevelType w:val="hybridMultilevel"/>
     <w:tmpl w:val="4F3C100A"/>
@@ -11297,7 +13765,265 @@
       </w:pPr>
     </w:lvl>
   </w:abstractNum>
-  <w:abstractNum w:abstractNumId="18" w15:restartNumberingAfterBreak="0">
+  <w:abstractNum w:abstractNumId="21" w15:restartNumberingAfterBreak="0">
+    <w:nsid w:val="5D9B4062"/>
+    <w:multiLevelType w:val="hybridMultilevel"/>
+    <w:tmpl w:val="4BCC2182"/>
+    <w:lvl w:ilvl="0" w:tplc="0409000F">
+      <w:start w:val="1"/>
+      <w:numFmt w:val="decimal"/>
+      <w:lvlText w:val="%1."/>
+      <w:lvlJc w:val="left"/>
+      <w:pPr>
+        <w:ind w:left="720" w:hanging="360"/>
+      </w:pPr>
+    </w:lvl>
+    <w:lvl w:ilvl="1" w:tplc="04090019" w:tentative="1">
+      <w:start w:val="1"/>
+      <w:numFmt w:val="lowerLetter"/>
+      <w:lvlText w:val="%2."/>
+      <w:lvlJc w:val="left"/>
+      <w:pPr>
+        <w:ind w:left="1440" w:hanging="360"/>
+      </w:pPr>
+    </w:lvl>
+    <w:lvl w:ilvl="2" w:tplc="0409001B" w:tentative="1">
+      <w:start w:val="1"/>
+      <w:numFmt w:val="lowerRoman"/>
+      <w:lvlText w:val="%3."/>
+      <w:lvlJc w:val="right"/>
+      <w:pPr>
+        <w:ind w:left="2160" w:hanging="180"/>
+      </w:pPr>
+    </w:lvl>
+    <w:lvl w:ilvl="3" w:tplc="0409000F" w:tentative="1">
+      <w:start w:val="1"/>
+      <w:numFmt w:val="decimal"/>
+      <w:lvlText w:val="%4."/>
+      <w:lvlJc w:val="left"/>
+      <w:pPr>
+        <w:ind w:left="2880" w:hanging="360"/>
+      </w:pPr>
+    </w:lvl>
+    <w:lvl w:ilvl="4" w:tplc="04090019" w:tentative="1">
+      <w:start w:val="1"/>
+      <w:numFmt w:val="lowerLetter"/>
+      <w:lvlText w:val="%5."/>
+      <w:lvlJc w:val="left"/>
+      <w:pPr>
+        <w:ind w:left="3600" w:hanging="360"/>
+      </w:pPr>
+    </w:lvl>
+    <w:lvl w:ilvl="5" w:tplc="0409001B" w:tentative="1">
+      <w:start w:val="1"/>
+      <w:numFmt w:val="lowerRoman"/>
+      <w:lvlText w:val="%6."/>
+      <w:lvlJc w:val="right"/>
+      <w:pPr>
+        <w:ind w:left="4320" w:hanging="180"/>
+      </w:pPr>
+    </w:lvl>
+    <w:lvl w:ilvl="6" w:tplc="0409000F" w:tentative="1">
+      <w:start w:val="1"/>
+      <w:numFmt w:val="decimal"/>
+      <w:lvlText w:val="%7."/>
+      <w:lvlJc w:val="left"/>
+      <w:pPr>
+        <w:ind w:left="5040" w:hanging="360"/>
+      </w:pPr>
+    </w:lvl>
+    <w:lvl w:ilvl="7" w:tplc="04090019" w:tentative="1">
+      <w:start w:val="1"/>
+      <w:numFmt w:val="lowerLetter"/>
+      <w:lvlText w:val="%8."/>
+      <w:lvlJc w:val="left"/>
+      <w:pPr>
+        <w:ind w:left="5760" w:hanging="360"/>
+      </w:pPr>
+    </w:lvl>
+    <w:lvl w:ilvl="8" w:tplc="0409001B" w:tentative="1">
+      <w:start w:val="1"/>
+      <w:numFmt w:val="lowerRoman"/>
+      <w:lvlText w:val="%9."/>
+      <w:lvlJc w:val="right"/>
+      <w:pPr>
+        <w:ind w:left="6480" w:hanging="180"/>
+      </w:pPr>
+    </w:lvl>
+  </w:abstractNum>
+  <w:abstractNum w:abstractNumId="22" w15:restartNumberingAfterBreak="0">
+    <w:nsid w:val="5F336DE8"/>
+    <w:multiLevelType w:val="multilevel"/>
+    <w:tmpl w:val="0409001D"/>
+    <w:lvl w:ilvl="0">
+      <w:start w:val="1"/>
+      <w:numFmt w:val="decimal"/>
+      <w:lvlText w:val="%1)"/>
+      <w:lvlJc w:val="left"/>
+      <w:pPr>
+        <w:ind w:left="360" w:hanging="360"/>
+      </w:pPr>
+    </w:lvl>
+    <w:lvl w:ilvl="1">
+      <w:start w:val="1"/>
+      <w:numFmt w:val="lowerLetter"/>
+      <w:lvlText w:val="%2)"/>
+      <w:lvlJc w:val="left"/>
+      <w:pPr>
+        <w:ind w:left="720" w:hanging="360"/>
+      </w:pPr>
+    </w:lvl>
+    <w:lvl w:ilvl="2">
+      <w:start w:val="1"/>
+      <w:numFmt w:val="lowerRoman"/>
+      <w:lvlText w:val="%3)"/>
+      <w:lvlJc w:val="left"/>
+      <w:pPr>
+        <w:ind w:left="1080" w:hanging="360"/>
+      </w:pPr>
+    </w:lvl>
+    <w:lvl w:ilvl="3">
+      <w:start w:val="1"/>
+      <w:numFmt w:val="decimal"/>
+      <w:lvlText w:val="(%4)"/>
+      <w:lvlJc w:val="left"/>
+      <w:pPr>
+        <w:ind w:left="1440" w:hanging="360"/>
+      </w:pPr>
+    </w:lvl>
+    <w:lvl w:ilvl="4">
+      <w:start w:val="1"/>
+      <w:numFmt w:val="lowerLetter"/>
+      <w:lvlText w:val="(%5)"/>
+      <w:lvlJc w:val="left"/>
+      <w:pPr>
+        <w:ind w:left="1800" w:hanging="360"/>
+      </w:pPr>
+    </w:lvl>
+    <w:lvl w:ilvl="5">
+      <w:start w:val="1"/>
+      <w:numFmt w:val="lowerRoman"/>
+      <w:lvlText w:val="(%6)"/>
+      <w:lvlJc w:val="left"/>
+      <w:pPr>
+        <w:ind w:left="2160" w:hanging="360"/>
+      </w:pPr>
+    </w:lvl>
+    <w:lvl w:ilvl="6">
+      <w:start w:val="1"/>
+      <w:numFmt w:val="decimal"/>
+      <w:lvlText w:val="%7."/>
+      <w:lvlJc w:val="left"/>
+      <w:pPr>
+        <w:ind w:left="2520" w:hanging="360"/>
+      </w:pPr>
+    </w:lvl>
+    <w:lvl w:ilvl="7">
+      <w:start w:val="1"/>
+      <w:numFmt w:val="lowerLetter"/>
+      <w:lvlText w:val="%8."/>
+      <w:lvlJc w:val="left"/>
+      <w:pPr>
+        <w:ind w:left="2880" w:hanging="360"/>
+      </w:pPr>
+    </w:lvl>
+    <w:lvl w:ilvl="8">
+      <w:start w:val="1"/>
+      <w:numFmt w:val="lowerRoman"/>
+      <w:lvlText w:val="%9."/>
+      <w:lvlJc w:val="left"/>
+      <w:pPr>
+        <w:ind w:left="3240" w:hanging="360"/>
+      </w:pPr>
+    </w:lvl>
+  </w:abstractNum>
+  <w:abstractNum w:abstractNumId="23" w15:restartNumberingAfterBreak="0">
+    <w:nsid w:val="5F411DB1"/>
+    <w:multiLevelType w:val="multilevel"/>
+    <w:tmpl w:val="0409001D"/>
+    <w:lvl w:ilvl="0">
+      <w:start w:val="1"/>
+      <w:numFmt w:val="decimal"/>
+      <w:lvlText w:val="%1)"/>
+      <w:lvlJc w:val="left"/>
+      <w:pPr>
+        <w:ind w:left="360" w:hanging="360"/>
+      </w:pPr>
+    </w:lvl>
+    <w:lvl w:ilvl="1">
+      <w:start w:val="1"/>
+      <w:numFmt w:val="lowerLetter"/>
+      <w:lvlText w:val="%2)"/>
+      <w:lvlJc w:val="left"/>
+      <w:pPr>
+        <w:ind w:left="720" w:hanging="360"/>
+      </w:pPr>
+    </w:lvl>
+    <w:lvl w:ilvl="2">
+      <w:start w:val="1"/>
+      <w:numFmt w:val="lowerRoman"/>
+      <w:lvlText w:val="%3)"/>
+      <w:lvlJc w:val="left"/>
+      <w:pPr>
+        <w:ind w:left="1080" w:hanging="360"/>
+      </w:pPr>
+    </w:lvl>
+    <w:lvl w:ilvl="3">
+      <w:start w:val="1"/>
+      <w:numFmt w:val="decimal"/>
+      <w:lvlText w:val="(%4)"/>
+      <w:lvlJc w:val="left"/>
+      <w:pPr>
+        <w:ind w:left="1440" w:hanging="360"/>
+      </w:pPr>
+    </w:lvl>
+    <w:lvl w:ilvl="4">
+      <w:start w:val="1"/>
+      <w:numFmt w:val="lowerLetter"/>
+      <w:lvlText w:val="(%5)"/>
+      <w:lvlJc w:val="left"/>
+      <w:pPr>
+        <w:ind w:left="1800" w:hanging="360"/>
+      </w:pPr>
+    </w:lvl>
+    <w:lvl w:ilvl="5">
+      <w:start w:val="1"/>
+      <w:numFmt w:val="lowerRoman"/>
+      <w:lvlText w:val="(%6)"/>
+      <w:lvlJc w:val="left"/>
+      <w:pPr>
+        <w:ind w:left="2160" w:hanging="360"/>
+      </w:pPr>
+    </w:lvl>
+    <w:lvl w:ilvl="6">
+      <w:start w:val="1"/>
+      <w:numFmt w:val="decimal"/>
+      <w:lvlText w:val="%7."/>
+      <w:lvlJc w:val="left"/>
+      <w:pPr>
+        <w:ind w:left="2520" w:hanging="360"/>
+      </w:pPr>
+    </w:lvl>
+    <w:lvl w:ilvl="7">
+      <w:start w:val="1"/>
+      <w:numFmt w:val="lowerLetter"/>
+      <w:lvlText w:val="%8."/>
+      <w:lvlJc w:val="left"/>
+      <w:pPr>
+        <w:ind w:left="2880" w:hanging="360"/>
+      </w:pPr>
+    </w:lvl>
+    <w:lvl w:ilvl="8">
+      <w:start w:val="1"/>
+      <w:numFmt w:val="lowerRoman"/>
+      <w:lvlText w:val="%9."/>
+      <w:lvlJc w:val="left"/>
+      <w:pPr>
+        <w:ind w:left="3240" w:hanging="360"/>
+      </w:pPr>
+    </w:lvl>
+  </w:abstractNum>
+  <w:abstractNum w:abstractNumId="24" w15:restartNumberingAfterBreak="0">
     <w:nsid w:val="60F84B88"/>
     <w:multiLevelType w:val="hybridMultilevel"/>
     <w:tmpl w:val="A4EC7264"/>
@@ -11383,7 +14109,7 @@
       </w:pPr>
     </w:lvl>
   </w:abstractNum>
-  <w:abstractNum w:abstractNumId="19" w15:restartNumberingAfterBreak="0">
+  <w:abstractNum w:abstractNumId="25" w15:restartNumberingAfterBreak="0">
     <w:nsid w:val="641D0A29"/>
     <w:multiLevelType w:val="hybridMultilevel"/>
     <w:tmpl w:val="B1080A4E"/>
@@ -11469,7 +14195,7 @@
       </w:pPr>
     </w:lvl>
   </w:abstractNum>
-  <w:abstractNum w:abstractNumId="20" w15:restartNumberingAfterBreak="0">
+  <w:abstractNum w:abstractNumId="26" w15:restartNumberingAfterBreak="0">
     <w:nsid w:val="669A76B9"/>
     <w:multiLevelType w:val="hybridMultilevel"/>
     <w:tmpl w:val="E60E387A"/>
@@ -11555,7 +14281,120 @@
       </w:pPr>
     </w:lvl>
   </w:abstractNum>
-  <w:abstractNum w:abstractNumId="21" w15:restartNumberingAfterBreak="0">
+  <w:abstractNum w:abstractNumId="27" w15:restartNumberingAfterBreak="0">
+    <w:nsid w:val="67C36199"/>
+    <w:multiLevelType w:val="hybridMultilevel"/>
+    <w:tmpl w:val="D67AA242"/>
+    <w:lvl w:ilvl="0" w:tplc="04090001">
+      <w:start w:val="1"/>
+      <w:numFmt w:val="bullet"/>
+      <w:lvlText w:val=""/>
+      <w:lvlJc w:val="left"/>
+      <w:pPr>
+        <w:ind w:left="720" w:hanging="360"/>
+      </w:pPr>
+      <w:rPr>
+        <w:rFonts w:ascii="Symbol" w:hAnsi="Symbol" w:hint="default"/>
+      </w:rPr>
+    </w:lvl>
+    <w:lvl w:ilvl="1" w:tplc="04090003" w:tentative="1">
+      <w:start w:val="1"/>
+      <w:numFmt w:val="bullet"/>
+      <w:lvlText w:val="o"/>
+      <w:lvlJc w:val="left"/>
+      <w:pPr>
+        <w:ind w:left="1440" w:hanging="360"/>
+      </w:pPr>
+      <w:rPr>
+        <w:rFonts w:ascii="Courier New" w:hAnsi="Courier New" w:cs="Courier New" w:hint="default"/>
+      </w:rPr>
+    </w:lvl>
+    <w:lvl w:ilvl="2" w:tplc="04090005" w:tentative="1">
+      <w:start w:val="1"/>
+      <w:numFmt w:val="bullet"/>
+      <w:lvlText w:val=""/>
+      <w:lvlJc w:val="left"/>
+      <w:pPr>
+        <w:ind w:left="2160" w:hanging="360"/>
+      </w:pPr>
+      <w:rPr>
+        <w:rFonts w:ascii="Wingdings" w:hAnsi="Wingdings" w:hint="default"/>
+      </w:rPr>
+    </w:lvl>
+    <w:lvl w:ilvl="3" w:tplc="04090001" w:tentative="1">
+      <w:start w:val="1"/>
+      <w:numFmt w:val="bullet"/>
+      <w:lvlText w:val=""/>
+      <w:lvlJc w:val="left"/>
+      <w:pPr>
+        <w:ind w:left="2880" w:hanging="360"/>
+      </w:pPr>
+      <w:rPr>
+        <w:rFonts w:ascii="Symbol" w:hAnsi="Symbol" w:hint="default"/>
+      </w:rPr>
+    </w:lvl>
+    <w:lvl w:ilvl="4" w:tplc="04090003" w:tentative="1">
+      <w:start w:val="1"/>
+      <w:numFmt w:val="bullet"/>
+      <w:lvlText w:val="o"/>
+      <w:lvlJc w:val="left"/>
+      <w:pPr>
+        <w:ind w:left="3600" w:hanging="360"/>
+      </w:pPr>
+      <w:rPr>
+        <w:rFonts w:ascii="Courier New" w:hAnsi="Courier New" w:cs="Courier New" w:hint="default"/>
+      </w:rPr>
+    </w:lvl>
+    <w:lvl w:ilvl="5" w:tplc="04090005" w:tentative="1">
+      <w:start w:val="1"/>
+      <w:numFmt w:val="bullet"/>
+      <w:lvlText w:val=""/>
+      <w:lvlJc w:val="left"/>
+      <w:pPr>
+        <w:ind w:left="4320" w:hanging="360"/>
+      </w:pPr>
+      <w:rPr>
+        <w:rFonts w:ascii="Wingdings" w:hAnsi="Wingdings" w:hint="default"/>
+      </w:rPr>
+    </w:lvl>
+    <w:lvl w:ilvl="6" w:tplc="04090001" w:tentative="1">
+      <w:start w:val="1"/>
+      <w:numFmt w:val="bullet"/>
+      <w:lvlText w:val=""/>
+      <w:lvlJc w:val="left"/>
+      <w:pPr>
+        <w:ind w:left="5040" w:hanging="360"/>
+      </w:pPr>
+      <w:rPr>
+        <w:rFonts w:ascii="Symbol" w:hAnsi="Symbol" w:hint="default"/>
+      </w:rPr>
+    </w:lvl>
+    <w:lvl w:ilvl="7" w:tplc="04090003" w:tentative="1">
+      <w:start w:val="1"/>
+      <w:numFmt w:val="bullet"/>
+      <w:lvlText w:val="o"/>
+      <w:lvlJc w:val="left"/>
+      <w:pPr>
+        <w:ind w:left="5760" w:hanging="360"/>
+      </w:pPr>
+      <w:rPr>
+        <w:rFonts w:ascii="Courier New" w:hAnsi="Courier New" w:cs="Courier New" w:hint="default"/>
+      </w:rPr>
+    </w:lvl>
+    <w:lvl w:ilvl="8" w:tplc="04090005" w:tentative="1">
+      <w:start w:val="1"/>
+      <w:numFmt w:val="bullet"/>
+      <w:lvlText w:val=""/>
+      <w:lvlJc w:val="left"/>
+      <w:pPr>
+        <w:ind w:left="6480" w:hanging="360"/>
+      </w:pPr>
+      <w:rPr>
+        <w:rFonts w:ascii="Wingdings" w:hAnsi="Wingdings" w:hint="default"/>
+      </w:rPr>
+    </w:lvl>
+  </w:abstractNum>
+  <w:abstractNum w:abstractNumId="28" w15:restartNumberingAfterBreak="0">
     <w:nsid w:val="68C17443"/>
     <w:multiLevelType w:val="hybridMultilevel"/>
     <w:tmpl w:val="E730D3EA"/>
@@ -11668,7 +14507,7 @@
       </w:rPr>
     </w:lvl>
   </w:abstractNum>
-  <w:abstractNum w:abstractNumId="22" w15:restartNumberingAfterBreak="0">
+  <w:abstractNum w:abstractNumId="29" w15:restartNumberingAfterBreak="0">
     <w:nsid w:val="6A87055E"/>
     <w:multiLevelType w:val="multilevel"/>
     <w:tmpl w:val="0409001D"/>
@@ -11754,7 +14593,7 @@
       </w:pPr>
     </w:lvl>
   </w:abstractNum>
-  <w:abstractNum w:abstractNumId="23" w15:restartNumberingAfterBreak="0">
+  <w:abstractNum w:abstractNumId="30" w15:restartNumberingAfterBreak="0">
     <w:nsid w:val="702B7EB4"/>
     <w:multiLevelType w:val="hybridMultilevel"/>
     <w:tmpl w:val="055E5684"/>
@@ -11840,7 +14679,7 @@
       </w:pPr>
     </w:lvl>
   </w:abstractNum>
-  <w:abstractNum w:abstractNumId="24" w15:restartNumberingAfterBreak="0">
+  <w:abstractNum w:abstractNumId="31" w15:restartNumberingAfterBreak="0">
     <w:nsid w:val="7C0A5EC8"/>
     <w:multiLevelType w:val="hybridMultilevel"/>
     <w:tmpl w:val="E19A6FD0"/>
@@ -11927,49 +14766,49 @@
     </w:lvl>
   </w:abstractNum>
   <w:num w:numId="1">
-    <w:abstractNumId w:val="10"/>
+    <w:abstractNumId w:val="12"/>
   </w:num>
   <w:num w:numId="2">
-    <w:abstractNumId w:val="19"/>
+    <w:abstractNumId w:val="25"/>
   </w:num>
   <w:num w:numId="3">
-    <w:abstractNumId w:val="18"/>
+    <w:abstractNumId w:val="24"/>
   </w:num>
   <w:num w:numId="4">
-    <w:abstractNumId w:val="8"/>
+    <w:abstractNumId w:val="9"/>
   </w:num>
   <w:num w:numId="5">
-    <w:abstractNumId w:val="14"/>
+    <w:abstractNumId w:val="16"/>
   </w:num>
   <w:num w:numId="6">
     <w:abstractNumId w:val="4"/>
   </w:num>
   <w:num w:numId="7">
-    <w:abstractNumId w:val="9"/>
+    <w:abstractNumId w:val="11"/>
   </w:num>
   <w:num w:numId="8">
-    <w:abstractNumId w:val="20"/>
+    <w:abstractNumId w:val="26"/>
   </w:num>
   <w:num w:numId="9">
-    <w:abstractNumId w:val="11"/>
+    <w:abstractNumId w:val="13"/>
   </w:num>
   <w:num w:numId="10">
-    <w:abstractNumId w:val="24"/>
+    <w:abstractNumId w:val="31"/>
   </w:num>
   <w:num w:numId="11">
     <w:abstractNumId w:val="7"/>
   </w:num>
   <w:num w:numId="12">
-    <w:abstractNumId w:val="12"/>
+    <w:abstractNumId w:val="14"/>
   </w:num>
   <w:num w:numId="13">
-    <w:abstractNumId w:val="17"/>
+    <w:abstractNumId w:val="20"/>
   </w:num>
   <w:num w:numId="14">
-    <w:abstractNumId w:val="21"/>
+    <w:abstractNumId w:val="28"/>
   </w:num>
   <w:num w:numId="15">
-    <w:abstractNumId w:val="23"/>
+    <w:abstractNumId w:val="30"/>
   </w:num>
   <w:num w:numId="16">
     <w:abstractNumId w:val="5"/>
@@ -11981,16 +14820,16 @@
     <w:abstractNumId w:val="1"/>
   </w:num>
   <w:num w:numId="19">
-    <w:abstractNumId w:val="13"/>
+    <w:abstractNumId w:val="15"/>
   </w:num>
   <w:num w:numId="20">
     <w:abstractNumId w:val="0"/>
   </w:num>
   <w:num w:numId="21">
-    <w:abstractNumId w:val="16"/>
+    <w:abstractNumId w:val="19"/>
   </w:num>
   <w:num w:numId="22">
-    <w:abstractNumId w:val="22"/>
+    <w:abstractNumId w:val="29"/>
   </w:num>
   <w:num w:numId="23">
     <w:abstractNumId w:val="6"/>
@@ -11999,7 +14838,28 @@
     <w:abstractNumId w:val="3"/>
   </w:num>
   <w:num w:numId="25">
-    <w:abstractNumId w:val="15"/>
+    <w:abstractNumId w:val="18"/>
+  </w:num>
+  <w:num w:numId="26">
+    <w:abstractNumId w:val="21"/>
+  </w:num>
+  <w:num w:numId="27">
+    <w:abstractNumId w:val="10"/>
+  </w:num>
+  <w:num w:numId="28">
+    <w:abstractNumId w:val="23"/>
+  </w:num>
+  <w:num w:numId="29">
+    <w:abstractNumId w:val="22"/>
+  </w:num>
+  <w:num w:numId="30">
+    <w:abstractNumId w:val="17"/>
+  </w:num>
+  <w:num w:numId="31">
+    <w:abstractNumId w:val="27"/>
+  </w:num>
+  <w:num w:numId="32">
+    <w:abstractNumId w:val="8"/>
   </w:num>
 </w:numbering>
 </file>
@@ -12439,6 +15299,26 @@
       <w:szCs w:val="26"/>
     </w:rPr>
   </w:style>
+  <w:style w:type="paragraph" w:styleId="Heading3">
+    <w:name w:val="heading 3"/>
+    <w:basedOn w:val="Normal"/>
+    <w:next w:val="Normal"/>
+    <w:link w:val="Heading3Char"/>
+    <w:uiPriority w:val="9"/>
+    <w:unhideWhenUsed/>
+    <w:qFormat/>
+    <w:rsid w:val="00BA099D"/>
+    <w:pPr>
+      <w:keepNext/>
+      <w:keepLines/>
+      <w:spacing w:before="40"/>
+      <w:outlineLvl w:val="2"/>
+    </w:pPr>
+    <w:rPr>
+      <w:rFonts w:asciiTheme="majorHAnsi" w:eastAsiaTheme="majorEastAsia" w:hAnsiTheme="majorHAnsi" w:cstheme="majorBidi"/>
+      <w:color w:val="1F3763" w:themeColor="accent1" w:themeShade="7F"/>
+    </w:rPr>
+  </w:style>
   <w:style w:type="character" w:default="1" w:styleId="DefaultParagraphFont">
     <w:name w:val="Default Paragraph Font"/>
     <w:uiPriority w:val="1"/>
@@ -12612,6 +15492,17 @@
     <w:rPr>
       <w:color w:val="0000FF"/>
       <w:u w:val="single"/>
+    </w:rPr>
+  </w:style>
+  <w:style w:type="character" w:customStyle="1" w:styleId="Heading3Char">
+    <w:name w:val="Heading 3 Char"/>
+    <w:basedOn w:val="DefaultParagraphFont"/>
+    <w:link w:val="Heading3"/>
+    <w:uiPriority w:val="9"/>
+    <w:rsid w:val="00BA099D"/>
+    <w:rPr>
+      <w:rFonts w:asciiTheme="majorHAnsi" w:eastAsiaTheme="majorEastAsia" w:hAnsiTheme="majorHAnsi" w:cstheme="majorBidi"/>
+      <w:color w:val="1F3763" w:themeColor="accent1" w:themeShade="7F"/>
     </w:rPr>
   </w:style>
 </w:styles>
@@ -12883,7 +15774,7 @@
 </file>
 
 <file path=customXml/itemProps1.xml><?xml version="1.0" encoding="utf-8"?>
-<ds:datastoreItem xmlns:ds="http://schemas.openxmlformats.org/officeDocument/2006/customXml" ds:itemID="{3D5D2F6F-26A4-2B42-A4BD-05B0AFC6E26E}">
+<ds:datastoreItem xmlns:ds="http://schemas.openxmlformats.org/officeDocument/2006/customXml" ds:itemID="{B2C7DA00-76B1-E04A-83A5-9CD0B1CF597B}">
   <ds:schemaRefs>
     <ds:schemaRef ds:uri="http://schemas.openxmlformats.org/officeDocument/2006/bibliography"/>
   </ds:schemaRefs>
